--- a/macro-agent/reports/2026-10-25_매크로16개항목_요약.docx
+++ b/macro-agent/reports/2026-10-25_매크로16개항목_요약.docx
@@ -29,7 +29,7 @@
           <w:sz w:val="18"/>
           <w:szCs w:val="18"/>
         </w:rPr>
-        <w:t xml:space="preserve">기준일 2026-10-25  ·  자료: ECOS 수기 입력(100대 통계지표·일일지표), 신한투자증권 리포트 5건, 웹 검색</w:t>
+        <w:t xml:space="preserve">기준일 2026-10-25  ·  자료: ECOS 수기 입력(100대 통계지표·일일지표), 증권사 리포트 6건(삼성증권, 신한투자증권), 웹 검색</w:t>
       </w:r>
     </w:p>
     <w:p>
@@ -2840,7 +2840,7 @@
           <w:sz w:val="16"/>
           <w:szCs w:val="16"/>
         </w:rPr>
-        <w:t xml:space="preserve">하우스 뷰는 신한투자증권 1곳뿐이라 하우스 간 컨센서스·이견은 비교할 수 없음. 미국 지표와 국고 10·30년물은 API 미수집으로 웹확인 값.</w:t>
+        <w:t xml:space="preserve">하우스 뷰: 삼성증권, 신한투자증권 — 대부분 항목은 1곳만 다뤄 하우스 간 비교가 제한적. 발간 30일이 지난 리포트는 구조적·장기 뷰로만 반영. 미국 지표와 국고 10·30년물은 API 미수집으로 웹확인 값.</w:t>
       </w:r>
     </w:p>
     <w:p>
@@ -3679,7 +3679,7 @@
           <w:sz w:val="19"/>
           <w:szCs w:val="19"/>
         </w:rPr>
-        <w:t xml:space="preserve">[하우스] 신한투자증권(단일): 단기 원/달러 하락(원화 강세, 확신 중간, 레인지 미제시) + 달러지수 상승(확신 중간) — 20261023_신한_FXCheckup p.1, 20261023_신한_WeeklyGuideBook p.4. (3건)</w:t>
+        <w:t xml:space="preserve">[하우스] 신한투자증권(단일): 단기 원/달러 하락(원화 강세, 확신 중간, 레인지 미제시) + 달러지수 상승(확신 중간) — 20261023_신한_FXCheckup p.1, 20261023_신한_WeeklyGuideBook p.4. 한은 2027년 상반기까지 2회 추가 인상·최종 3.50%(확신 높음) — 20261022_신한_10월금통위 p.1(헤지비용 경로 근거). (3건)</w:t>
       </w:r>
     </w:p>
     <w:p>
@@ -4526,7 +4526,7 @@
           <w:sz w:val="19"/>
           <w:szCs w:val="19"/>
         </w:rPr>
-        <w:t xml:space="preserve">[하우스] 신한투자증권(단일): 단기 WTI 횡보(하방 경직, 협상 진전 시 프리미엄 축소 가능, 확신 중간, 20261023_신한_WeeklyGuideBook p.12); 지정학 불확실성을 유가 상승·물가 상방 요인으로 부수 언급(유종 미특정, 확신 낮음, 20261… (2건)</w:t>
+        <w:t xml:space="preserve">[하우스] 신한투자증권(단일): 단기 WTI 횡보(하방 경직, 협상 진전 시 프리미엄 축소 가능, 확신 중간, 20261023_신한_WeeklyGuideBook p.12); 지정학 불확실성을 유가 상승·물가 상방 요인으로 부수 언급(유종 미특정, 확신 낮음, 20261023_신한_EconCheckup p.1). 목표가 없음. (2건)</w:t>
       </w:r>
     </w:p>
     <w:p>
@@ -5373,7 +5373,7 @@
           <w:sz w:val="19"/>
           <w:szCs w:val="19"/>
         </w:rPr>
-        <w:t xml:space="preserve">[하우스] 신한투자증권(단일): 10월 동결은 7~8월 선제 인상 효과를 점검하는 매파적 동결이며, 2027년 상반기까지 2회 추가 인상해 최종 3.50%(확신 높음, 20261022_신한_10월금통위 p.1). (4건)</w:t>
+        <w:t xml:space="preserve">[하우스] 신한투자증권(단일): 10월 동결은 7~8월 선제 인상 효과를 점검하는 매파적 동결이며, 2027년 상반기까지 2회 추가 인상해 최종 3.50%(확신 높음, 20261022_신한_10월금통위 p.1). 단기적으로도 3Q GDP 양호 시 인상 기대가 커질 것으로 봄(20261023_신한_EconCheckup p.1, 20261023_신한_WeeklyGuideBook p.2). (4건)</w:t>
       </w:r>
     </w:p>
     <w:p>
@@ -6220,7 +6220,7 @@
           <w:sz w:val="19"/>
           <w:szCs w:val="19"/>
         </w:rPr>
-        <w:t xml:space="preserve">[하우스] 신한투자증권(단일): 국고채는 강세 상당 부분 반영 후 바닥 다지기, 단기 약보합(금리 소폭 상승) — 주간 밴드 3년 3.70~3.85%, 10년 4.00~4.15%(20261023_신한_WeeklyGuideBook p.9). (2건)</w:t>
+        <w:t xml:space="preserve">[하우스] 신한투자증권(단일): 국고채는 강세 상당 부분 반영 후 바닥 다지기, 단기 약보합(금리 소폭 상승) — 주간 밴드 3년 3.70~3.85%, 10년 4.00~4.15%(20261023_신한_WeeklyGuideBook p.9). 3Q GDP·10월 CPI가 긴축 경계를 키울 수 있어 상방 위험에 무게(20261022_신한_10월금통위 p.1). (2건)</w:t>
       </w:r>
     </w:p>
     <w:p>
@@ -7067,7 +7067,7 @@
           <w:sz w:val="19"/>
           <w:szCs w:val="19"/>
         </w:rPr>
-        <w:t xml:space="preserve">[하우스] 신한투자증권(단일): AA- 스프레드는 직전 주 소폭 확대됐으나 캐리 수요가 꾸준해 추가 확대보다 안정(20261020_신한_WeeklyCreditMonitor p.2-3), 우량물 발행시장 수요 견조(p.9-10), 은행채는 가계대출 순감·공적채권 발행 축… (2건)</w:t>
+        <w:t xml:space="preserve">[하우스] 신한투자증권(단일): AA- 스프레드는 직전 주 소폭 확대됐으나 캐리 수요가 꾸준해 추가 확대보다 안정(20261020_신한_WeeklyCreditMonitor p.2-3), 우량물 발행시장 수요 견조(p.9-10), 은행채는 가계대출 순감·공적채권 발행 축소로 수급 부담 완화 기대(확신 낮음, p.1; 20261023_신한_WeeklyGuideBook p.10). (2건)</w:t>
       </w:r>
     </w:p>
     <w:p>
@@ -13585,7 +13585,7 @@
           <w:sz w:val="19"/>
           <w:szCs w:val="19"/>
         </w:rPr>
-        <w:t xml:space="preserve">[하우스] 신한투자증권 1곳(20261023_신한_WeeklyGuideBook p.12): 상장 리츠 기준 고금리 환경에서 리테일 리츠 유리, 데이터센터 회복 제한, 오피스 부진 — 단기 중립, 확신도 낮음. (1건)</w:t>
+        <w:t xml:space="preserve">[하우스] 신한투자증권 1곳(20261023_신한_WeeklyGuideBook p.12): 상장 리츠 기준 고금리 환경에서 리테일 리츠 유리, 데이터센터 회복 제한, 오피스 부진 — 단기 중립, 확신도 낮음. 상장 리츠 시각이므로 사모 CRE 판단에는 참고 수준으로만 반영. (1건)</w:t>
       </w:r>
     </w:p>
     <w:p>
@@ -14432,7 +14432,7 @@
           <w:sz w:val="19"/>
           <w:szCs w:val="19"/>
         </w:rPr>
-        <w:t xml:space="preserve">하우스 뷰 없음 — 최근 30일(2026-09-25~10-25) 담당 topic 카드 0개.</w:t>
+        <w:t xml:space="preserve">[하우스] 삼성증권(20260528_삼성_2026하반기대체투자전망, 2026-05 발간, 약 5개월 전 — 구조적·장기 뷰만 반영, 당시 시장규모·스프레드 수치는 현재값으로 쓰지 않음): ① 물가·성장이 모두 현금흐름에 긍정적이고 금리 영향은 주로 밸류에이션에 그쳐 고금리·고물가에 가장 방어적, 위험조정수익률 최상위의 최선호 전략(p.42-43, 확신 높음) ② AI발 데이터센터 펀더멘털 최강, 개발형 비중이 높아 대출형 투자 수요 큼(p.49, 높음) ③ 데이… (1건)</w:t>
       </w:r>
     </w:p>
     <w:p>
@@ -14462,7 +14462,7 @@
           <w:sz w:val="19"/>
           <w:szCs w:val="19"/>
         </w:rPr>
-        <w:t xml:space="preserve">API 데이터 미수집 — snapshot에 인프라 지표 없음; 하우스 뷰 부족 — 하우스 뷰 없음(30일 내 담당 topic 카드 0개)</w:t>
+        <w:t xml:space="preserve">API 데이터 미수집 — snapshot에 인프라 지표 없음; 하우스 뷰 부족(1곳: 삼성증권, 2026-05 발간 — 구조적 뷰만 반영)</w:t>
       </w:r>
     </w:p>
     <w:p>
@@ -15279,7 +15279,7 @@
           <w:sz w:val="19"/>
           <w:szCs w:val="19"/>
         </w:rPr>
-        <w:t xml:space="preserve">하우스 뷰 없음 — 최근 30일(2026-09-25~10-25) 담당 topic 카드 0개.</w:t>
+        <w:t xml:space="preserve">[하우스] 삼성증권(20260528_삼성_2026하반기대체투자전망, 2026-05 발간, 약 5개월 전 — 구조적·장기 뷰만 반영, 당시 단기 판단·수치는 현재값으로 쓰지 않음): ① LP 평가 기준이 IRR에서 실제 분배(DPI)로 구조적 이동(p.20, 확신 높음) ② 고금리 장기화로 레버리지·배수 확장 기여 축소, 운영개선(EBITDA 성장) 중심 가치창출로 전환(p.16-17, 높음) ③ 세컨더리·컨티뉴에이션 펀드가 핵심 엑시트 대안으로 구조적 성장, 연… (1건)</w:t>
       </w:r>
     </w:p>
     <w:p>
@@ -15309,7 +15309,7 @@
           <w:sz w:val="19"/>
           <w:szCs w:val="19"/>
         </w:rPr>
-        <w:t xml:space="preserve">API 데이터 미수집 — snapshot에 PE 지표 없음; 하우스 뷰 부족 — 하우스 뷰 없음(30일 내 담당 topic 카드 0개)</w:t>
+        <w:t xml:space="preserve">API 데이터 미수집 — snapshot에 PE 지표 없음; 하우스 뷰 부족(1곳: 삼성증권, 2026-05 발간 — 구조적 뷰만 반영)</w:t>
       </w:r>
     </w:p>
     <w:p>
@@ -15997,7 +15997,7 @@
           <w:sz w:val="19"/>
           <w:szCs w:val="19"/>
         </w:rPr>
-        <w:t xml:space="preserve">하우스 뷰 없음 — 최근 30일(2026-09-25~10-25) 담당 topic 카드 0개.</w:t>
+        <w:t xml:space="preserve">[하우스] 삼성증권(20260528_삼성_2026하반기대체투자전망, 2026-05 발간, 약 5개월 전 — 구조적·장기 뷰만 반영, 당시 스프레드 목표·단기 판단은 현재값으로 쓰지 않음): ① BDC 법정 레버리지 상한·환매 한도·이자 쿠션으로 금융위기식 시스템 위기 가능성은 낮음, 단 고금리 장기화·급격한 침체가 2027~28 레버리지론 만기 집중과 겹치면 위험 확대(p.28, 확신 높음) ② 은행 규제·AI/데이터센터/인프라 자금 수요로 사모대출 성장은 추세… (1건)</w:t>
       </w:r>
     </w:p>
     <w:p>
@@ -16027,7 +16027,7 @@
           <w:sz w:val="19"/>
           <w:szCs w:val="19"/>
         </w:rPr>
-        <w:t xml:space="preserve">API 데이터 미수집 — snapshot에 Private Credit 지표 없음; 하우스 뷰 부족 — 하우스 뷰 없음(30일 내 담당 topic 카드 0개)</w:t>
+        <w:t xml:space="preserve">API 데이터 미수집 — snapshot에 Private Credit 지표 없음; 하우스 뷰 부족(1곳: 삼성증권, 2026-05 발간 — 구조적 뷰만 반영)</w:t>
       </w:r>
     </w:p>
     <w:p>
@@ -16060,8 +16060,10 @@
         </w:tblBorders>
       </w:tblPr>
       <w:tblGrid>
-        <w:gridCol w:w="4200"/>
-        <w:gridCol w:w="5438"/>
+        <w:gridCol w:w="3700"/>
+        <w:gridCol w:w="1500"/>
+        <w:gridCol w:w="1200"/>
+        <w:gridCol w:w="3238"/>
       </w:tblGrid>
       <w:tr>
         <w:trPr>
@@ -16069,7 +16071,7 @@
         </w:trPr>
         <w:tc>
           <w:tcPr>
-            <w:tcW w:type="dxa" w:w="4200"/>
+            <w:tcW w:type="dxa" w:w="3700"/>
             <w:tcBorders>
               <w:top w:val="single" w:color="D1D5DB" w:sz="4"/>
               <w:left w:val="single" w:color="D1D5DB" w:sz="4"/>
@@ -16103,7 +16105,7 @@
         </w:tc>
         <w:tc>
           <w:tcPr>
-            <w:tcW w:type="dxa" w:w="5438"/>
+            <w:tcW w:type="dxa" w:w="1500"/>
             <w:tcBorders>
               <w:top w:val="single" w:color="D1D5DB" w:sz="4"/>
               <w:left w:val="single" w:color="D1D5DB" w:sz="4"/>
@@ -16131,7 +16133,75 @@
                 <w:sz w:val="17"/>
                 <w:szCs w:val="17"/>
               </w:rPr>
-              <w:t xml:space="preserve">비고</w:t>
+              <w:t xml:space="preserve">하우스</w:t>
+            </w:r>
+          </w:p>
+        </w:tc>
+        <w:tc>
+          <w:tcPr>
+            <w:tcW w:type="dxa" w:w="1200"/>
+            <w:tcBorders>
+              <w:top w:val="single" w:color="D1D5DB" w:sz="4"/>
+              <w:left w:val="single" w:color="D1D5DB" w:sz="4"/>
+              <w:bottom w:val="single" w:color="D1D5DB" w:sz="4"/>
+              <w:right w:val="single" w:color="D1D5DB" w:sz="4"/>
+            </w:tcBorders>
+            <w:shd w:fill="E8EEF6" w:color="auto" w:val="clear"/>
+            <w:tcMar>
+              <w:top w:type="dxa" w:w="50"/>
+              <w:left w:type="dxa" w:w="90"/>
+              <w:bottom w:type="dxa" w:w="50"/>
+              <w:right w:type="dxa" w:w="90"/>
+            </w:tcMar>
+          </w:tcPr>
+          <w:p>
+            <w:pPr>
+              <w:spacing w:after="0" w:before="0" w:line="252"/>
+            </w:pPr>
+            <w:r>
+              <w:rPr>
+                <w:rFonts w:ascii="맑은 고딕" w:cs="맑은 고딕" w:eastAsia="맑은 고딕" w:hAnsi="맑은 고딕"/>
+                <w:b/>
+                <w:bCs/>
+                <w:color w:val="1F2937"/>
+                <w:sz w:val="17"/>
+                <w:szCs w:val="17"/>
+              </w:rPr>
+              <w:t xml:space="preserve">발간일</w:t>
+            </w:r>
+          </w:p>
+        </w:tc>
+        <w:tc>
+          <w:tcPr>
+            <w:tcW w:type="dxa" w:w="3238"/>
+            <w:tcBorders>
+              <w:top w:val="single" w:color="D1D5DB" w:sz="4"/>
+              <w:left w:val="single" w:color="D1D5DB" w:sz="4"/>
+              <w:bottom w:val="single" w:color="D1D5DB" w:sz="4"/>
+              <w:right w:val="single" w:color="D1D5DB" w:sz="4"/>
+            </w:tcBorders>
+            <w:shd w:fill="E8EEF6" w:color="auto" w:val="clear"/>
+            <w:tcMar>
+              <w:top w:type="dxa" w:w="50"/>
+              <w:left w:type="dxa" w:w="90"/>
+              <w:bottom w:type="dxa" w:w="50"/>
+              <w:right w:type="dxa" w:w="90"/>
+            </w:tcMar>
+          </w:tcPr>
+          <w:p>
+            <w:pPr>
+              <w:spacing w:after="0" w:before="0" w:line="252"/>
+            </w:pPr>
+            <w:r>
+              <w:rPr>
+                <w:rFonts w:ascii="맑은 고딕" w:cs="맑은 고딕" w:eastAsia="맑은 고딕" w:hAnsi="맑은 고딕"/>
+                <w:b/>
+                <w:bCs/>
+                <w:color w:val="1F2937"/>
+                <w:sz w:val="17"/>
+                <w:szCs w:val="17"/>
+              </w:rPr>
+              <w:t xml:space="preserve">리포트</w:t>
             </w:r>
           </w:p>
         </w:tc>
@@ -16142,63 +16212,125 @@
         </w:trPr>
         <w:tc>
           <w:tcPr>
-            <w:tcW w:type="dxa" w:w="4200"/>
-            <w:tcBorders>
-              <w:top w:val="single" w:color="D1D5DB" w:sz="4"/>
-              <w:left w:val="single" w:color="D1D5DB" w:sz="4"/>
-              <w:bottom w:val="single" w:color="D1D5DB" w:sz="4"/>
-              <w:right w:val="single" w:color="D1D5DB" w:sz="4"/>
-            </w:tcBorders>
-            <w:tcMar>
-              <w:top w:type="dxa" w:w="50"/>
-              <w:left w:type="dxa" w:w="90"/>
-              <w:bottom w:type="dxa" w:w="50"/>
-              <w:right w:type="dxa" w:w="90"/>
-            </w:tcMar>
-          </w:tcPr>
-          <w:p>
-            <w:pPr>
-              <w:spacing w:after="0" w:before="0" w:line="252"/>
-            </w:pPr>
-            <w:r>
-              <w:rPr>
-                <w:rFonts w:ascii="맑은 고딕" w:cs="맑은 고딕" w:eastAsia="맑은 고딕" w:hAnsi="맑은 고딕"/>
-                <w:color w:val="1F2937"/>
-                <w:sz w:val="17"/>
-                <w:szCs w:val="17"/>
-              </w:rPr>
-              <w:t xml:space="preserve">20261020_신한_WeeklyCreditMonitor</w:t>
-            </w:r>
-          </w:p>
-        </w:tc>
-        <w:tc>
-          <w:tcPr>
-            <w:tcW w:type="dxa" w:w="5438"/>
-            <w:tcBorders>
-              <w:top w:val="single" w:color="D1D5DB" w:sz="4"/>
-              <w:left w:val="single" w:color="D1D5DB" w:sz="4"/>
-              <w:bottom w:val="single" w:color="D1D5DB" w:sz="4"/>
-              <w:right w:val="single" w:color="D1D5DB" w:sz="4"/>
-            </w:tcBorders>
-            <w:tcMar>
-              <w:top w:type="dxa" w:w="50"/>
-              <w:left w:type="dxa" w:w="90"/>
-              <w:bottom w:type="dxa" w:w="50"/>
-              <w:right w:type="dxa" w:w="90"/>
-            </w:tcMar>
-          </w:tcPr>
-          <w:p>
-            <w:pPr>
-              <w:spacing w:after="0" w:before="0" w:line="252"/>
-            </w:pPr>
-            <w:r>
-              <w:rPr>
-                <w:rFonts w:ascii="맑은 고딕" w:cs="맑은 고딕" w:eastAsia="맑은 고딕" w:hAnsi="맑은 고딕"/>
-                <w:color w:val="1F2937"/>
-                <w:sz w:val="17"/>
-                <w:szCs w:val="17"/>
-              </w:rPr>
-              <w:t xml:space="preserve">신한투자증권 (사용자 제공 PDF, 개인 분석용 요약)</w:t>
+            <w:tcW w:type="dxa" w:w="3700"/>
+            <w:tcBorders>
+              <w:top w:val="single" w:color="D1D5DB" w:sz="4"/>
+              <w:left w:val="single" w:color="D1D5DB" w:sz="4"/>
+              <w:bottom w:val="single" w:color="D1D5DB" w:sz="4"/>
+              <w:right w:val="single" w:color="D1D5DB" w:sz="4"/>
+            </w:tcBorders>
+            <w:tcMar>
+              <w:top w:type="dxa" w:w="50"/>
+              <w:left w:type="dxa" w:w="90"/>
+              <w:bottom w:type="dxa" w:w="50"/>
+              <w:right w:type="dxa" w:w="90"/>
+            </w:tcMar>
+          </w:tcPr>
+          <w:p>
+            <w:pPr>
+              <w:spacing w:after="0" w:before="0" w:line="252"/>
+            </w:pPr>
+            <w:r>
+              <w:rPr>
+                <w:rFonts w:ascii="맑은 고딕" w:cs="맑은 고딕" w:eastAsia="맑은 고딕" w:hAnsi="맑은 고딕"/>
+                <w:color w:val="1F2937"/>
+                <w:sz w:val="17"/>
+                <w:szCs w:val="17"/>
+              </w:rPr>
+              <w:t xml:space="preserve">20260528_삼성_2026하반기대체투자전망</w:t>
+            </w:r>
+          </w:p>
+        </w:tc>
+        <w:tc>
+          <w:tcPr>
+            <w:tcW w:type="dxa" w:w="1500"/>
+            <w:tcBorders>
+              <w:top w:val="single" w:color="D1D5DB" w:sz="4"/>
+              <w:left w:val="single" w:color="D1D5DB" w:sz="4"/>
+              <w:bottom w:val="single" w:color="D1D5DB" w:sz="4"/>
+              <w:right w:val="single" w:color="D1D5DB" w:sz="4"/>
+            </w:tcBorders>
+            <w:tcMar>
+              <w:top w:type="dxa" w:w="50"/>
+              <w:left w:type="dxa" w:w="90"/>
+              <w:bottom w:type="dxa" w:w="50"/>
+              <w:right w:type="dxa" w:w="90"/>
+            </w:tcMar>
+          </w:tcPr>
+          <w:p>
+            <w:pPr>
+              <w:spacing w:after="0" w:before="0" w:line="252"/>
+            </w:pPr>
+            <w:r>
+              <w:rPr>
+                <w:rFonts w:ascii="맑은 고딕" w:cs="맑은 고딕" w:eastAsia="맑은 고딕" w:hAnsi="맑은 고딕"/>
+                <w:color w:val="1F2937"/>
+                <w:sz w:val="17"/>
+                <w:szCs w:val="17"/>
+              </w:rPr>
+              <w:t xml:space="preserve">삼성증권</w:t>
+            </w:r>
+          </w:p>
+        </w:tc>
+        <w:tc>
+          <w:tcPr>
+            <w:tcW w:type="dxa" w:w="1200"/>
+            <w:tcBorders>
+              <w:top w:val="single" w:color="D1D5DB" w:sz="4"/>
+              <w:left w:val="single" w:color="D1D5DB" w:sz="4"/>
+              <w:bottom w:val="single" w:color="D1D5DB" w:sz="4"/>
+              <w:right w:val="single" w:color="D1D5DB" w:sz="4"/>
+            </w:tcBorders>
+            <w:tcMar>
+              <w:top w:type="dxa" w:w="50"/>
+              <w:left w:type="dxa" w:w="90"/>
+              <w:bottom w:type="dxa" w:w="50"/>
+              <w:right w:type="dxa" w:w="90"/>
+            </w:tcMar>
+          </w:tcPr>
+          <w:p>
+            <w:pPr>
+              <w:spacing w:after="0" w:before="0" w:line="252"/>
+            </w:pPr>
+            <w:r>
+              <w:rPr>
+                <w:rFonts w:ascii="맑은 고딕" w:cs="맑은 고딕" w:eastAsia="맑은 고딕" w:hAnsi="맑은 고딕"/>
+                <w:color w:val="1F2937"/>
+                <w:sz w:val="17"/>
+                <w:szCs w:val="17"/>
+              </w:rPr>
+              <w:t xml:space="preserve">2026-05-28</w:t>
+            </w:r>
+          </w:p>
+        </w:tc>
+        <w:tc>
+          <w:tcPr>
+            <w:tcW w:type="dxa" w:w="3238"/>
+            <w:tcBorders>
+              <w:top w:val="single" w:color="D1D5DB" w:sz="4"/>
+              <w:left w:val="single" w:color="D1D5DB" w:sz="4"/>
+              <w:bottom w:val="single" w:color="D1D5DB" w:sz="4"/>
+              <w:right w:val="single" w:color="D1D5DB" w:sz="4"/>
+            </w:tcBorders>
+            <w:tcMar>
+              <w:top w:type="dxa" w:w="50"/>
+              <w:left w:type="dxa" w:w="90"/>
+              <w:bottom w:type="dxa" w:w="50"/>
+              <w:right w:type="dxa" w:w="90"/>
+            </w:tcMar>
+          </w:tcPr>
+          <w:p>
+            <w:pPr>
+              <w:spacing w:after="0" w:before="0" w:line="252"/>
+            </w:pPr>
+            <w:r>
+              <w:rPr>
+                <w:rFonts w:ascii="맑은 고딕" w:cs="맑은 고딕" w:eastAsia="맑은 고딕" w:hAnsi="맑은 고딕"/>
+                <w:color w:val="1F2937"/>
+                <w:sz w:val="17"/>
+                <w:szCs w:val="17"/>
+              </w:rPr>
+              <w:t xml:space="preserve">2026년 하반기 대체투자 시장 전망: 현금흐름 우선 전략</w:t>
             </w:r>
           </w:p>
         </w:tc>
@@ -16209,63 +16341,125 @@
         </w:trPr>
         <w:tc>
           <w:tcPr>
-            <w:tcW w:type="dxa" w:w="4200"/>
-            <w:tcBorders>
-              <w:top w:val="single" w:color="D1D5DB" w:sz="4"/>
-              <w:left w:val="single" w:color="D1D5DB" w:sz="4"/>
-              <w:bottom w:val="single" w:color="D1D5DB" w:sz="4"/>
-              <w:right w:val="single" w:color="D1D5DB" w:sz="4"/>
-            </w:tcBorders>
-            <w:tcMar>
-              <w:top w:type="dxa" w:w="50"/>
-              <w:left w:type="dxa" w:w="90"/>
-              <w:bottom w:type="dxa" w:w="50"/>
-              <w:right w:type="dxa" w:w="90"/>
-            </w:tcMar>
-          </w:tcPr>
-          <w:p>
-            <w:pPr>
-              <w:spacing w:after="0" w:before="0" w:line="252"/>
-            </w:pPr>
-            <w:r>
-              <w:rPr>
-                <w:rFonts w:ascii="맑은 고딕" w:cs="맑은 고딕" w:eastAsia="맑은 고딕" w:hAnsi="맑은 고딕"/>
-                <w:color w:val="1F2937"/>
-                <w:sz w:val="17"/>
-                <w:szCs w:val="17"/>
-              </w:rPr>
-              <w:t xml:space="preserve">20261022_신한_10월금통위</w:t>
-            </w:r>
-          </w:p>
-        </w:tc>
-        <w:tc>
-          <w:tcPr>
-            <w:tcW w:type="dxa" w:w="5438"/>
-            <w:tcBorders>
-              <w:top w:val="single" w:color="D1D5DB" w:sz="4"/>
-              <w:left w:val="single" w:color="D1D5DB" w:sz="4"/>
-              <w:bottom w:val="single" w:color="D1D5DB" w:sz="4"/>
-              <w:right w:val="single" w:color="D1D5DB" w:sz="4"/>
-            </w:tcBorders>
-            <w:tcMar>
-              <w:top w:type="dxa" w:w="50"/>
-              <w:left w:type="dxa" w:w="90"/>
-              <w:bottom w:type="dxa" w:w="50"/>
-              <w:right w:type="dxa" w:w="90"/>
-            </w:tcMar>
-          </w:tcPr>
-          <w:p>
-            <w:pPr>
-              <w:spacing w:after="0" w:before="0" w:line="252"/>
-            </w:pPr>
-            <w:r>
-              <w:rPr>
-                <w:rFonts w:ascii="맑은 고딕" w:cs="맑은 고딕" w:eastAsia="맑은 고딕" w:hAnsi="맑은 고딕"/>
-                <w:color w:val="1F2937"/>
-                <w:sz w:val="17"/>
-                <w:szCs w:val="17"/>
-              </w:rPr>
-              <w:t xml:space="preserve">신한투자증권 (사용자 제공 PDF, 개인 분석용 요약)</w:t>
+            <w:tcW w:type="dxa" w:w="3700"/>
+            <w:tcBorders>
+              <w:top w:val="single" w:color="D1D5DB" w:sz="4"/>
+              <w:left w:val="single" w:color="D1D5DB" w:sz="4"/>
+              <w:bottom w:val="single" w:color="D1D5DB" w:sz="4"/>
+              <w:right w:val="single" w:color="D1D5DB" w:sz="4"/>
+            </w:tcBorders>
+            <w:tcMar>
+              <w:top w:type="dxa" w:w="50"/>
+              <w:left w:type="dxa" w:w="90"/>
+              <w:bottom w:type="dxa" w:w="50"/>
+              <w:right w:type="dxa" w:w="90"/>
+            </w:tcMar>
+          </w:tcPr>
+          <w:p>
+            <w:pPr>
+              <w:spacing w:after="0" w:before="0" w:line="252"/>
+            </w:pPr>
+            <w:r>
+              <w:rPr>
+                <w:rFonts w:ascii="맑은 고딕" w:cs="맑은 고딕" w:eastAsia="맑은 고딕" w:hAnsi="맑은 고딕"/>
+                <w:color w:val="1F2937"/>
+                <w:sz w:val="17"/>
+                <w:szCs w:val="17"/>
+              </w:rPr>
+              <w:t xml:space="preserve">20261020_신한_WeeklyCreditMonitor</w:t>
+            </w:r>
+          </w:p>
+        </w:tc>
+        <w:tc>
+          <w:tcPr>
+            <w:tcW w:type="dxa" w:w="1500"/>
+            <w:tcBorders>
+              <w:top w:val="single" w:color="D1D5DB" w:sz="4"/>
+              <w:left w:val="single" w:color="D1D5DB" w:sz="4"/>
+              <w:bottom w:val="single" w:color="D1D5DB" w:sz="4"/>
+              <w:right w:val="single" w:color="D1D5DB" w:sz="4"/>
+            </w:tcBorders>
+            <w:tcMar>
+              <w:top w:type="dxa" w:w="50"/>
+              <w:left w:type="dxa" w:w="90"/>
+              <w:bottom w:type="dxa" w:w="50"/>
+              <w:right w:type="dxa" w:w="90"/>
+            </w:tcMar>
+          </w:tcPr>
+          <w:p>
+            <w:pPr>
+              <w:spacing w:after="0" w:before="0" w:line="252"/>
+            </w:pPr>
+            <w:r>
+              <w:rPr>
+                <w:rFonts w:ascii="맑은 고딕" w:cs="맑은 고딕" w:eastAsia="맑은 고딕" w:hAnsi="맑은 고딕"/>
+                <w:color w:val="1F2937"/>
+                <w:sz w:val="17"/>
+                <w:szCs w:val="17"/>
+              </w:rPr>
+              <w:t xml:space="preserve">신한투자증권</w:t>
+            </w:r>
+          </w:p>
+        </w:tc>
+        <w:tc>
+          <w:tcPr>
+            <w:tcW w:type="dxa" w:w="1200"/>
+            <w:tcBorders>
+              <w:top w:val="single" w:color="D1D5DB" w:sz="4"/>
+              <w:left w:val="single" w:color="D1D5DB" w:sz="4"/>
+              <w:bottom w:val="single" w:color="D1D5DB" w:sz="4"/>
+              <w:right w:val="single" w:color="D1D5DB" w:sz="4"/>
+            </w:tcBorders>
+            <w:tcMar>
+              <w:top w:type="dxa" w:w="50"/>
+              <w:left w:type="dxa" w:w="90"/>
+              <w:bottom w:type="dxa" w:w="50"/>
+              <w:right w:type="dxa" w:w="90"/>
+            </w:tcMar>
+          </w:tcPr>
+          <w:p>
+            <w:pPr>
+              <w:spacing w:after="0" w:before="0" w:line="252"/>
+            </w:pPr>
+            <w:r>
+              <w:rPr>
+                <w:rFonts w:ascii="맑은 고딕" w:cs="맑은 고딕" w:eastAsia="맑은 고딕" w:hAnsi="맑은 고딕"/>
+                <w:color w:val="1F2937"/>
+                <w:sz w:val="17"/>
+                <w:szCs w:val="17"/>
+              </w:rPr>
+              <w:t xml:space="preserve">2026-10-20</w:t>
+            </w:r>
+          </w:p>
+        </w:tc>
+        <w:tc>
+          <w:tcPr>
+            <w:tcW w:type="dxa" w:w="3238"/>
+            <w:tcBorders>
+              <w:top w:val="single" w:color="D1D5DB" w:sz="4"/>
+              <w:left w:val="single" w:color="D1D5DB" w:sz="4"/>
+              <w:bottom w:val="single" w:color="D1D5DB" w:sz="4"/>
+              <w:right w:val="single" w:color="D1D5DB" w:sz="4"/>
+            </w:tcBorders>
+            <w:tcMar>
+              <w:top w:type="dxa" w:w="50"/>
+              <w:left w:type="dxa" w:w="90"/>
+              <w:bottom w:type="dxa" w:w="50"/>
+              <w:right w:type="dxa" w:w="90"/>
+            </w:tcMar>
+          </w:tcPr>
+          <w:p>
+            <w:pPr>
+              <w:spacing w:after="0" w:before="0" w:line="252"/>
+            </w:pPr>
+            <w:r>
+              <w:rPr>
+                <w:rFonts w:ascii="맑은 고딕" w:cs="맑은 고딕" w:eastAsia="맑은 고딕" w:hAnsi="맑은 고딕"/>
+                <w:color w:val="1F2937"/>
+                <w:sz w:val="17"/>
+                <w:szCs w:val="17"/>
+              </w:rPr>
+              <w:t xml:space="preserve">WeeklyCreditMonitor</w:t>
             </w:r>
           </w:p>
         </w:tc>
@@ -16276,63 +16470,125 @@
         </w:trPr>
         <w:tc>
           <w:tcPr>
-            <w:tcW w:type="dxa" w:w="4200"/>
-            <w:tcBorders>
-              <w:top w:val="single" w:color="D1D5DB" w:sz="4"/>
-              <w:left w:val="single" w:color="D1D5DB" w:sz="4"/>
-              <w:bottom w:val="single" w:color="D1D5DB" w:sz="4"/>
-              <w:right w:val="single" w:color="D1D5DB" w:sz="4"/>
-            </w:tcBorders>
-            <w:tcMar>
-              <w:top w:type="dxa" w:w="50"/>
-              <w:left w:type="dxa" w:w="90"/>
-              <w:bottom w:type="dxa" w:w="50"/>
-              <w:right w:type="dxa" w:w="90"/>
-            </w:tcMar>
-          </w:tcPr>
-          <w:p>
-            <w:pPr>
-              <w:spacing w:after="0" w:before="0" w:line="252"/>
-            </w:pPr>
-            <w:r>
-              <w:rPr>
-                <w:rFonts w:ascii="맑은 고딕" w:cs="맑은 고딕" w:eastAsia="맑은 고딕" w:hAnsi="맑은 고딕"/>
-                <w:color w:val="1F2937"/>
-                <w:sz w:val="17"/>
-                <w:szCs w:val="17"/>
-              </w:rPr>
-              <w:t xml:space="preserve">20261023_신한_EconCheckup</w:t>
-            </w:r>
-          </w:p>
-        </w:tc>
-        <w:tc>
-          <w:tcPr>
-            <w:tcW w:type="dxa" w:w="5438"/>
-            <w:tcBorders>
-              <w:top w:val="single" w:color="D1D5DB" w:sz="4"/>
-              <w:left w:val="single" w:color="D1D5DB" w:sz="4"/>
-              <w:bottom w:val="single" w:color="D1D5DB" w:sz="4"/>
-              <w:right w:val="single" w:color="D1D5DB" w:sz="4"/>
-            </w:tcBorders>
-            <w:tcMar>
-              <w:top w:type="dxa" w:w="50"/>
-              <w:left w:type="dxa" w:w="90"/>
-              <w:bottom w:type="dxa" w:w="50"/>
-              <w:right w:type="dxa" w:w="90"/>
-            </w:tcMar>
-          </w:tcPr>
-          <w:p>
-            <w:pPr>
-              <w:spacing w:after="0" w:before="0" w:line="252"/>
-            </w:pPr>
-            <w:r>
-              <w:rPr>
-                <w:rFonts w:ascii="맑은 고딕" w:cs="맑은 고딕" w:eastAsia="맑은 고딕" w:hAnsi="맑은 고딕"/>
-                <w:color w:val="1F2937"/>
-                <w:sz w:val="17"/>
-                <w:szCs w:val="17"/>
-              </w:rPr>
-              <w:t xml:space="preserve">신한투자증권 (사용자 제공 PDF, 개인 분석용 요약)</w:t>
+            <w:tcW w:type="dxa" w:w="3700"/>
+            <w:tcBorders>
+              <w:top w:val="single" w:color="D1D5DB" w:sz="4"/>
+              <w:left w:val="single" w:color="D1D5DB" w:sz="4"/>
+              <w:bottom w:val="single" w:color="D1D5DB" w:sz="4"/>
+              <w:right w:val="single" w:color="D1D5DB" w:sz="4"/>
+            </w:tcBorders>
+            <w:tcMar>
+              <w:top w:type="dxa" w:w="50"/>
+              <w:left w:type="dxa" w:w="90"/>
+              <w:bottom w:type="dxa" w:w="50"/>
+              <w:right w:type="dxa" w:w="90"/>
+            </w:tcMar>
+          </w:tcPr>
+          <w:p>
+            <w:pPr>
+              <w:spacing w:after="0" w:before="0" w:line="252"/>
+            </w:pPr>
+            <w:r>
+              <w:rPr>
+                <w:rFonts w:ascii="맑은 고딕" w:cs="맑은 고딕" w:eastAsia="맑은 고딕" w:hAnsi="맑은 고딕"/>
+                <w:color w:val="1F2937"/>
+                <w:sz w:val="17"/>
+                <w:szCs w:val="17"/>
+              </w:rPr>
+              <w:t xml:space="preserve">20261022_신한_10월금통위</w:t>
+            </w:r>
+          </w:p>
+        </w:tc>
+        <w:tc>
+          <w:tcPr>
+            <w:tcW w:type="dxa" w:w="1500"/>
+            <w:tcBorders>
+              <w:top w:val="single" w:color="D1D5DB" w:sz="4"/>
+              <w:left w:val="single" w:color="D1D5DB" w:sz="4"/>
+              <w:bottom w:val="single" w:color="D1D5DB" w:sz="4"/>
+              <w:right w:val="single" w:color="D1D5DB" w:sz="4"/>
+            </w:tcBorders>
+            <w:tcMar>
+              <w:top w:type="dxa" w:w="50"/>
+              <w:left w:type="dxa" w:w="90"/>
+              <w:bottom w:type="dxa" w:w="50"/>
+              <w:right w:type="dxa" w:w="90"/>
+            </w:tcMar>
+          </w:tcPr>
+          <w:p>
+            <w:pPr>
+              <w:spacing w:after="0" w:before="0" w:line="252"/>
+            </w:pPr>
+            <w:r>
+              <w:rPr>
+                <w:rFonts w:ascii="맑은 고딕" w:cs="맑은 고딕" w:eastAsia="맑은 고딕" w:hAnsi="맑은 고딕"/>
+                <w:color w:val="1F2937"/>
+                <w:sz w:val="17"/>
+                <w:szCs w:val="17"/>
+              </w:rPr>
+              <w:t xml:space="preserve">신한투자증권</w:t>
+            </w:r>
+          </w:p>
+        </w:tc>
+        <w:tc>
+          <w:tcPr>
+            <w:tcW w:type="dxa" w:w="1200"/>
+            <w:tcBorders>
+              <w:top w:val="single" w:color="D1D5DB" w:sz="4"/>
+              <w:left w:val="single" w:color="D1D5DB" w:sz="4"/>
+              <w:bottom w:val="single" w:color="D1D5DB" w:sz="4"/>
+              <w:right w:val="single" w:color="D1D5DB" w:sz="4"/>
+            </w:tcBorders>
+            <w:tcMar>
+              <w:top w:type="dxa" w:w="50"/>
+              <w:left w:type="dxa" w:w="90"/>
+              <w:bottom w:type="dxa" w:w="50"/>
+              <w:right w:type="dxa" w:w="90"/>
+            </w:tcMar>
+          </w:tcPr>
+          <w:p>
+            <w:pPr>
+              <w:spacing w:after="0" w:before="0" w:line="252"/>
+            </w:pPr>
+            <w:r>
+              <w:rPr>
+                <w:rFonts w:ascii="맑은 고딕" w:cs="맑은 고딕" w:eastAsia="맑은 고딕" w:hAnsi="맑은 고딕"/>
+                <w:color w:val="1F2937"/>
+                <w:sz w:val="17"/>
+                <w:szCs w:val="17"/>
+              </w:rPr>
+              <w:t xml:space="preserve">2026-10-22</w:t>
+            </w:r>
+          </w:p>
+        </w:tc>
+        <w:tc>
+          <w:tcPr>
+            <w:tcW w:type="dxa" w:w="3238"/>
+            <w:tcBorders>
+              <w:top w:val="single" w:color="D1D5DB" w:sz="4"/>
+              <w:left w:val="single" w:color="D1D5DB" w:sz="4"/>
+              <w:bottom w:val="single" w:color="D1D5DB" w:sz="4"/>
+              <w:right w:val="single" w:color="D1D5DB" w:sz="4"/>
+            </w:tcBorders>
+            <w:tcMar>
+              <w:top w:type="dxa" w:w="50"/>
+              <w:left w:type="dxa" w:w="90"/>
+              <w:bottom w:type="dxa" w:w="50"/>
+              <w:right w:type="dxa" w:w="90"/>
+            </w:tcMar>
+          </w:tcPr>
+          <w:p>
+            <w:pPr>
+              <w:spacing w:after="0" w:before="0" w:line="252"/>
+            </w:pPr>
+            <w:r>
+              <w:rPr>
+                <w:rFonts w:ascii="맑은 고딕" w:cs="맑은 고딕" w:eastAsia="맑은 고딕" w:hAnsi="맑은 고딕"/>
+                <w:color w:val="1F2937"/>
+                <w:sz w:val="17"/>
+                <w:szCs w:val="17"/>
+              </w:rPr>
+              <w:t xml:space="preserve">10월 금통위 리뷰: 기준금리 만장일치 동결</w:t>
             </w:r>
           </w:p>
         </w:tc>
@@ -16343,63 +16599,125 @@
         </w:trPr>
         <w:tc>
           <w:tcPr>
-            <w:tcW w:type="dxa" w:w="4200"/>
-            <w:tcBorders>
-              <w:top w:val="single" w:color="D1D5DB" w:sz="4"/>
-              <w:left w:val="single" w:color="D1D5DB" w:sz="4"/>
-              <w:bottom w:val="single" w:color="D1D5DB" w:sz="4"/>
-              <w:right w:val="single" w:color="D1D5DB" w:sz="4"/>
-            </w:tcBorders>
-            <w:tcMar>
-              <w:top w:type="dxa" w:w="50"/>
-              <w:left w:type="dxa" w:w="90"/>
-              <w:bottom w:type="dxa" w:w="50"/>
-              <w:right w:type="dxa" w:w="90"/>
-            </w:tcMar>
-          </w:tcPr>
-          <w:p>
-            <w:pPr>
-              <w:spacing w:after="0" w:before="0" w:line="252"/>
-            </w:pPr>
-            <w:r>
-              <w:rPr>
-                <w:rFonts w:ascii="맑은 고딕" w:cs="맑은 고딕" w:eastAsia="맑은 고딕" w:hAnsi="맑은 고딕"/>
-                <w:color w:val="1F2937"/>
-                <w:sz w:val="17"/>
-                <w:szCs w:val="17"/>
-              </w:rPr>
-              <w:t xml:space="preserve">20261023_신한_FXCheckup</w:t>
-            </w:r>
-          </w:p>
-        </w:tc>
-        <w:tc>
-          <w:tcPr>
-            <w:tcW w:type="dxa" w:w="5438"/>
-            <w:tcBorders>
-              <w:top w:val="single" w:color="D1D5DB" w:sz="4"/>
-              <w:left w:val="single" w:color="D1D5DB" w:sz="4"/>
-              <w:bottom w:val="single" w:color="D1D5DB" w:sz="4"/>
-              <w:right w:val="single" w:color="D1D5DB" w:sz="4"/>
-            </w:tcBorders>
-            <w:tcMar>
-              <w:top w:type="dxa" w:w="50"/>
-              <w:left w:type="dxa" w:w="90"/>
-              <w:bottom w:type="dxa" w:w="50"/>
-              <w:right w:type="dxa" w:w="90"/>
-            </w:tcMar>
-          </w:tcPr>
-          <w:p>
-            <w:pPr>
-              <w:spacing w:after="0" w:before="0" w:line="252"/>
-            </w:pPr>
-            <w:r>
-              <w:rPr>
-                <w:rFonts w:ascii="맑은 고딕" w:cs="맑은 고딕" w:eastAsia="맑은 고딕" w:hAnsi="맑은 고딕"/>
-                <w:color w:val="1F2937"/>
-                <w:sz w:val="17"/>
-                <w:szCs w:val="17"/>
-              </w:rPr>
-              <w:t xml:space="preserve">신한투자증권 (사용자 제공 PDF, 개인 분석용 요약)</w:t>
+            <w:tcW w:type="dxa" w:w="3700"/>
+            <w:tcBorders>
+              <w:top w:val="single" w:color="D1D5DB" w:sz="4"/>
+              <w:left w:val="single" w:color="D1D5DB" w:sz="4"/>
+              <w:bottom w:val="single" w:color="D1D5DB" w:sz="4"/>
+              <w:right w:val="single" w:color="D1D5DB" w:sz="4"/>
+            </w:tcBorders>
+            <w:tcMar>
+              <w:top w:type="dxa" w:w="50"/>
+              <w:left w:type="dxa" w:w="90"/>
+              <w:bottom w:type="dxa" w:w="50"/>
+              <w:right w:type="dxa" w:w="90"/>
+            </w:tcMar>
+          </w:tcPr>
+          <w:p>
+            <w:pPr>
+              <w:spacing w:after="0" w:before="0" w:line="252"/>
+            </w:pPr>
+            <w:r>
+              <w:rPr>
+                <w:rFonts w:ascii="맑은 고딕" w:cs="맑은 고딕" w:eastAsia="맑은 고딕" w:hAnsi="맑은 고딕"/>
+                <w:color w:val="1F2937"/>
+                <w:sz w:val="17"/>
+                <w:szCs w:val="17"/>
+              </w:rPr>
+              <w:t xml:space="preserve">20261023_신한_EconCheckup</w:t>
+            </w:r>
+          </w:p>
+        </w:tc>
+        <w:tc>
+          <w:tcPr>
+            <w:tcW w:type="dxa" w:w="1500"/>
+            <w:tcBorders>
+              <w:top w:val="single" w:color="D1D5DB" w:sz="4"/>
+              <w:left w:val="single" w:color="D1D5DB" w:sz="4"/>
+              <w:bottom w:val="single" w:color="D1D5DB" w:sz="4"/>
+              <w:right w:val="single" w:color="D1D5DB" w:sz="4"/>
+            </w:tcBorders>
+            <w:tcMar>
+              <w:top w:type="dxa" w:w="50"/>
+              <w:left w:type="dxa" w:w="90"/>
+              <w:bottom w:type="dxa" w:w="50"/>
+              <w:right w:type="dxa" w:w="90"/>
+            </w:tcMar>
+          </w:tcPr>
+          <w:p>
+            <w:pPr>
+              <w:spacing w:after="0" w:before="0" w:line="252"/>
+            </w:pPr>
+            <w:r>
+              <w:rPr>
+                <w:rFonts w:ascii="맑은 고딕" w:cs="맑은 고딕" w:eastAsia="맑은 고딕" w:hAnsi="맑은 고딕"/>
+                <w:color w:val="1F2937"/>
+                <w:sz w:val="17"/>
+                <w:szCs w:val="17"/>
+              </w:rPr>
+              <w:t xml:space="preserve">신한투자증권</w:t>
+            </w:r>
+          </w:p>
+        </w:tc>
+        <w:tc>
+          <w:tcPr>
+            <w:tcW w:type="dxa" w:w="1200"/>
+            <w:tcBorders>
+              <w:top w:val="single" w:color="D1D5DB" w:sz="4"/>
+              <w:left w:val="single" w:color="D1D5DB" w:sz="4"/>
+              <w:bottom w:val="single" w:color="D1D5DB" w:sz="4"/>
+              <w:right w:val="single" w:color="D1D5DB" w:sz="4"/>
+            </w:tcBorders>
+            <w:tcMar>
+              <w:top w:type="dxa" w:w="50"/>
+              <w:left w:type="dxa" w:w="90"/>
+              <w:bottom w:type="dxa" w:w="50"/>
+              <w:right w:type="dxa" w:w="90"/>
+            </w:tcMar>
+          </w:tcPr>
+          <w:p>
+            <w:pPr>
+              <w:spacing w:after="0" w:before="0" w:line="252"/>
+            </w:pPr>
+            <w:r>
+              <w:rPr>
+                <w:rFonts w:ascii="맑은 고딕" w:cs="맑은 고딕" w:eastAsia="맑은 고딕" w:hAnsi="맑은 고딕"/>
+                <w:color w:val="1F2937"/>
+                <w:sz w:val="17"/>
+                <w:szCs w:val="17"/>
+              </w:rPr>
+              <w:t xml:space="preserve">2026-10-23</w:t>
+            </w:r>
+          </w:p>
+        </w:tc>
+        <w:tc>
+          <w:tcPr>
+            <w:tcW w:type="dxa" w:w="3238"/>
+            <w:tcBorders>
+              <w:top w:val="single" w:color="D1D5DB" w:sz="4"/>
+              <w:left w:val="single" w:color="D1D5DB" w:sz="4"/>
+              <w:bottom w:val="single" w:color="D1D5DB" w:sz="4"/>
+              <w:right w:val="single" w:color="D1D5DB" w:sz="4"/>
+            </w:tcBorders>
+            <w:tcMar>
+              <w:top w:type="dxa" w:w="50"/>
+              <w:left w:type="dxa" w:w="90"/>
+              <w:bottom w:type="dxa" w:w="50"/>
+              <w:right w:type="dxa" w:w="90"/>
+            </w:tcMar>
+          </w:tcPr>
+          <w:p>
+            <w:pPr>
+              <w:spacing w:after="0" w:before="0" w:line="252"/>
+            </w:pPr>
+            <w:r>
+              <w:rPr>
+                <w:rFonts w:ascii="맑은 고딕" w:cs="맑은 고딕" w:eastAsia="맑은 고딕" w:hAnsi="맑은 고딕"/>
+                <w:color w:val="1F2937"/>
+                <w:sz w:val="17"/>
+                <w:szCs w:val="17"/>
+              </w:rPr>
+              <w:t xml:space="preserve">Shinhan Econ Check-up: 주요국 통화정책회의 매파적 동결에 무게</w:t>
             </w:r>
           </w:p>
         </w:tc>
@@ -16410,7 +16728,136 @@
         </w:trPr>
         <w:tc>
           <w:tcPr>
-            <w:tcW w:type="dxa" w:w="4200"/>
+            <w:tcW w:type="dxa" w:w="3700"/>
+            <w:tcBorders>
+              <w:top w:val="single" w:color="D1D5DB" w:sz="4"/>
+              <w:left w:val="single" w:color="D1D5DB" w:sz="4"/>
+              <w:bottom w:val="single" w:color="D1D5DB" w:sz="4"/>
+              <w:right w:val="single" w:color="D1D5DB" w:sz="4"/>
+            </w:tcBorders>
+            <w:tcMar>
+              <w:top w:type="dxa" w:w="50"/>
+              <w:left w:type="dxa" w:w="90"/>
+              <w:bottom w:type="dxa" w:w="50"/>
+              <w:right w:type="dxa" w:w="90"/>
+            </w:tcMar>
+          </w:tcPr>
+          <w:p>
+            <w:pPr>
+              <w:spacing w:after="0" w:before="0" w:line="252"/>
+            </w:pPr>
+            <w:r>
+              <w:rPr>
+                <w:rFonts w:ascii="맑은 고딕" w:cs="맑은 고딕" w:eastAsia="맑은 고딕" w:hAnsi="맑은 고딕"/>
+                <w:color w:val="1F2937"/>
+                <w:sz w:val="17"/>
+                <w:szCs w:val="17"/>
+              </w:rPr>
+              <w:t xml:space="preserve">20261023_신한_FXCheckup</w:t>
+            </w:r>
+          </w:p>
+        </w:tc>
+        <w:tc>
+          <w:tcPr>
+            <w:tcW w:type="dxa" w:w="1500"/>
+            <w:tcBorders>
+              <w:top w:val="single" w:color="D1D5DB" w:sz="4"/>
+              <w:left w:val="single" w:color="D1D5DB" w:sz="4"/>
+              <w:bottom w:val="single" w:color="D1D5DB" w:sz="4"/>
+              <w:right w:val="single" w:color="D1D5DB" w:sz="4"/>
+            </w:tcBorders>
+            <w:tcMar>
+              <w:top w:type="dxa" w:w="50"/>
+              <w:left w:type="dxa" w:w="90"/>
+              <w:bottom w:type="dxa" w:w="50"/>
+              <w:right w:type="dxa" w:w="90"/>
+            </w:tcMar>
+          </w:tcPr>
+          <w:p>
+            <w:pPr>
+              <w:spacing w:after="0" w:before="0" w:line="252"/>
+            </w:pPr>
+            <w:r>
+              <w:rPr>
+                <w:rFonts w:ascii="맑은 고딕" w:cs="맑은 고딕" w:eastAsia="맑은 고딕" w:hAnsi="맑은 고딕"/>
+                <w:color w:val="1F2937"/>
+                <w:sz w:val="17"/>
+                <w:szCs w:val="17"/>
+              </w:rPr>
+              <w:t xml:space="preserve">신한투자증권</w:t>
+            </w:r>
+          </w:p>
+        </w:tc>
+        <w:tc>
+          <w:tcPr>
+            <w:tcW w:type="dxa" w:w="1200"/>
+            <w:tcBorders>
+              <w:top w:val="single" w:color="D1D5DB" w:sz="4"/>
+              <w:left w:val="single" w:color="D1D5DB" w:sz="4"/>
+              <w:bottom w:val="single" w:color="D1D5DB" w:sz="4"/>
+              <w:right w:val="single" w:color="D1D5DB" w:sz="4"/>
+            </w:tcBorders>
+            <w:tcMar>
+              <w:top w:type="dxa" w:w="50"/>
+              <w:left w:type="dxa" w:w="90"/>
+              <w:bottom w:type="dxa" w:w="50"/>
+              <w:right w:type="dxa" w:w="90"/>
+            </w:tcMar>
+          </w:tcPr>
+          <w:p>
+            <w:pPr>
+              <w:spacing w:after="0" w:before="0" w:line="252"/>
+            </w:pPr>
+            <w:r>
+              <w:rPr>
+                <w:rFonts w:ascii="맑은 고딕" w:cs="맑은 고딕" w:eastAsia="맑은 고딕" w:hAnsi="맑은 고딕"/>
+                <w:color w:val="1F2937"/>
+                <w:sz w:val="17"/>
+                <w:szCs w:val="17"/>
+              </w:rPr>
+              <w:t xml:space="preserve">2026-10-23</w:t>
+            </w:r>
+          </w:p>
+        </w:tc>
+        <w:tc>
+          <w:tcPr>
+            <w:tcW w:type="dxa" w:w="3238"/>
+            <w:tcBorders>
+              <w:top w:val="single" w:color="D1D5DB" w:sz="4"/>
+              <w:left w:val="single" w:color="D1D5DB" w:sz="4"/>
+              <w:bottom w:val="single" w:color="D1D5DB" w:sz="4"/>
+              <w:right w:val="single" w:color="D1D5DB" w:sz="4"/>
+            </w:tcBorders>
+            <w:tcMar>
+              <w:top w:type="dxa" w:w="50"/>
+              <w:left w:type="dxa" w:w="90"/>
+              <w:bottom w:type="dxa" w:w="50"/>
+              <w:right w:type="dxa" w:w="90"/>
+            </w:tcMar>
+          </w:tcPr>
+          <w:p>
+            <w:pPr>
+              <w:spacing w:after="0" w:before="0" w:line="252"/>
+            </w:pPr>
+            <w:r>
+              <w:rPr>
+                <w:rFonts w:ascii="맑은 고딕" w:cs="맑은 고딕" w:eastAsia="맑은 고딕" w:hAnsi="맑은 고딕"/>
+                <w:color w:val="1F2937"/>
+                <w:sz w:val="17"/>
+                <w:szCs w:val="17"/>
+              </w:rPr>
+              <w:t xml:space="preserve">Shinhan FX Check-up: 수급 우위 속 원/달러 하락 압력 우세</w:t>
+            </w:r>
+          </w:p>
+        </w:tc>
+      </w:tr>
+      <w:tr>
+        <w:trPr>
+          <w:cantSplit/>
+        </w:trPr>
+        <w:tc>
+          <w:tcPr>
+            <w:tcW w:type="dxa" w:w="3700"/>
             <w:tcBorders>
               <w:top w:val="single" w:color="D1D5DB" w:sz="4"/>
               <w:left w:val="single" w:color="D1D5DB" w:sz="4"/>
@@ -16441,32 +16888,94 @@
         </w:tc>
         <w:tc>
           <w:tcPr>
-            <w:tcW w:type="dxa" w:w="5438"/>
-            <w:tcBorders>
-              <w:top w:val="single" w:color="D1D5DB" w:sz="4"/>
-              <w:left w:val="single" w:color="D1D5DB" w:sz="4"/>
-              <w:bottom w:val="single" w:color="D1D5DB" w:sz="4"/>
-              <w:right w:val="single" w:color="D1D5DB" w:sz="4"/>
-            </w:tcBorders>
-            <w:tcMar>
-              <w:top w:type="dxa" w:w="50"/>
-              <w:left w:type="dxa" w:w="90"/>
-              <w:bottom w:type="dxa" w:w="50"/>
-              <w:right w:type="dxa" w:w="90"/>
-            </w:tcMar>
-          </w:tcPr>
-          <w:p>
-            <w:pPr>
-              <w:spacing w:after="0" w:before="0" w:line="252"/>
-            </w:pPr>
-            <w:r>
-              <w:rPr>
-                <w:rFonts w:ascii="맑은 고딕" w:cs="맑은 고딕" w:eastAsia="맑은 고딕" w:hAnsi="맑은 고딕"/>
-                <w:color w:val="1F2937"/>
-                <w:sz w:val="17"/>
-                <w:szCs w:val="17"/>
-              </w:rPr>
-              <w:t xml:space="preserve">신한투자증권 (사용자 제공 PDF, 개인 분석용 요약)</w:t>
+            <w:tcW w:type="dxa" w:w="1500"/>
+            <w:tcBorders>
+              <w:top w:val="single" w:color="D1D5DB" w:sz="4"/>
+              <w:left w:val="single" w:color="D1D5DB" w:sz="4"/>
+              <w:bottom w:val="single" w:color="D1D5DB" w:sz="4"/>
+              <w:right w:val="single" w:color="D1D5DB" w:sz="4"/>
+            </w:tcBorders>
+            <w:tcMar>
+              <w:top w:type="dxa" w:w="50"/>
+              <w:left w:type="dxa" w:w="90"/>
+              <w:bottom w:type="dxa" w:w="50"/>
+              <w:right w:type="dxa" w:w="90"/>
+            </w:tcMar>
+          </w:tcPr>
+          <w:p>
+            <w:pPr>
+              <w:spacing w:after="0" w:before="0" w:line="252"/>
+            </w:pPr>
+            <w:r>
+              <w:rPr>
+                <w:rFonts w:ascii="맑은 고딕" w:cs="맑은 고딕" w:eastAsia="맑은 고딕" w:hAnsi="맑은 고딕"/>
+                <w:color w:val="1F2937"/>
+                <w:sz w:val="17"/>
+                <w:szCs w:val="17"/>
+              </w:rPr>
+              <w:t xml:space="preserve">신한투자증권</w:t>
+            </w:r>
+          </w:p>
+        </w:tc>
+        <w:tc>
+          <w:tcPr>
+            <w:tcW w:type="dxa" w:w="1200"/>
+            <w:tcBorders>
+              <w:top w:val="single" w:color="D1D5DB" w:sz="4"/>
+              <w:left w:val="single" w:color="D1D5DB" w:sz="4"/>
+              <w:bottom w:val="single" w:color="D1D5DB" w:sz="4"/>
+              <w:right w:val="single" w:color="D1D5DB" w:sz="4"/>
+            </w:tcBorders>
+            <w:tcMar>
+              <w:top w:type="dxa" w:w="50"/>
+              <w:left w:type="dxa" w:w="90"/>
+              <w:bottom w:type="dxa" w:w="50"/>
+              <w:right w:type="dxa" w:w="90"/>
+            </w:tcMar>
+          </w:tcPr>
+          <w:p>
+            <w:pPr>
+              <w:spacing w:after="0" w:before="0" w:line="252"/>
+            </w:pPr>
+            <w:r>
+              <w:rPr>
+                <w:rFonts w:ascii="맑은 고딕" w:cs="맑은 고딕" w:eastAsia="맑은 고딕" w:hAnsi="맑은 고딕"/>
+                <w:color w:val="1F2937"/>
+                <w:sz w:val="17"/>
+                <w:szCs w:val="17"/>
+              </w:rPr>
+              <w:t xml:space="preserve">2026-10-23</w:t>
+            </w:r>
+          </w:p>
+        </w:tc>
+        <w:tc>
+          <w:tcPr>
+            <w:tcW w:type="dxa" w:w="3238"/>
+            <w:tcBorders>
+              <w:top w:val="single" w:color="D1D5DB" w:sz="4"/>
+              <w:left w:val="single" w:color="D1D5DB" w:sz="4"/>
+              <w:bottom w:val="single" w:color="D1D5DB" w:sz="4"/>
+              <w:right w:val="single" w:color="D1D5DB" w:sz="4"/>
+            </w:tcBorders>
+            <w:tcMar>
+              <w:top w:type="dxa" w:w="50"/>
+              <w:left w:type="dxa" w:w="90"/>
+              <w:bottom w:type="dxa" w:w="50"/>
+              <w:right w:type="dxa" w:w="90"/>
+            </w:tcMar>
+          </w:tcPr>
+          <w:p>
+            <w:pPr>
+              <w:spacing w:after="0" w:before="0" w:line="252"/>
+            </w:pPr>
+            <w:r>
+              <w:rPr>
+                <w:rFonts w:ascii="맑은 고딕" w:cs="맑은 고딕" w:eastAsia="맑은 고딕" w:hAnsi="맑은 고딕"/>
+                <w:color w:val="1F2937"/>
+                <w:sz w:val="17"/>
+                <w:szCs w:val="17"/>
+              </w:rPr>
+              <w:t xml:space="preserve">WeeklyGuideBook</w:t>
             </w:r>
           </w:p>
         </w:tc>

--- a/macro-agent/reports/2026-10-25_매크로16개항목_요약.docx
+++ b/macro-agent/reports/2026-10-25_매크로16개항목_요약.docx
@@ -1930,7 +1930,7 @@
                 <w:sz w:val="17"/>
                 <w:szCs w:val="17"/>
               </w:rPr>
-              <w:t xml:space="preserve">KOSPI 5,550.3 1980.01.04=100 (2026-10-23) [수기]</w:t>
+              <w:t xml:space="preserve">KOSPI 5,550.3 (1980.01.04=100) (2026-10-23) [수기]</w:t>
             </w:r>
           </w:p>
         </w:tc>
@@ -11319,7 +11319,7 @@
                 <w:sz w:val="17"/>
                 <w:szCs w:val="17"/>
               </w:rPr>
-              <w:t xml:space="preserve">5,550.3 1980.01.04=100</w:t>
+              <w:t xml:space="preserve">5,550.3 (1980.01.04=100)</w:t>
             </w:r>
           </w:p>
         </w:tc>

--- a/macro-agent/reports/2026-10-25_매크로16개항목_요약.docx
+++ b/macro-agent/reports/2026-10-25_매크로16개항목_요약.docx
@@ -29,7 +29,7 @@
           <w:sz w:val="18"/>
           <w:szCs w:val="18"/>
         </w:rPr>
-        <w:t xml:space="preserve">기준일 2026-10-25  ·  자료: ECOS 수기 입력(100대 통계지표·일일지표), 증권사 리포트 6건(삼성증권, 신한투자증권), 웹 검색</w:t>
+        <w:t xml:space="preserve">기준일 2026-10-25  ·  자료: ECOS 수기 입력(100대 통계지표·일일지표), 증권사 리포트 7건(NH투자증권, 삼성증권, 신한투자증권), 웹 검색</w:t>
       </w:r>
     </w:p>
     <w:p>
@@ -2840,7 +2840,7 @@
           <w:sz w:val="16"/>
           <w:szCs w:val="16"/>
         </w:rPr>
-        <w:t xml:space="preserve">하우스 뷰: 삼성증권, 신한투자증권 — 대부분 항목은 1곳만 다뤄 하우스 간 비교가 제한적. 발간 30일이 지난 리포트는 구조적·장기 뷰로만 반영. 미국 지표와 국고 10·30년물은 API 미수집으로 웹확인 값.</w:t>
+        <w:t xml:space="preserve">하우스 뷰: NH투자증권, 삼성증권, 신한투자증권 — 대부분 항목은 1곳만 다뤄 하우스 간 비교가 제한적. 발간 30일이 지난 리포트는 구조적·장기 뷰로만 반영. 미국 지표와 국고 10·30년물은 API 미수집으로 웹확인 값.</w:t>
       </w:r>
     </w:p>
     <w:p>
@@ -4526,7 +4526,7 @@
           <w:sz w:val="19"/>
           <w:szCs w:val="19"/>
         </w:rPr>
-        <w:t xml:space="preserve">[하우스] 신한투자증권(단일): 단기 WTI 횡보(하방 경직, 협상 진전 시 프리미엄 축소 가능, 확신 중간, 20261023_신한_WeeklyGuideBook p.12); 지정학 불확실성을 유가 상승·물가 상방 요인으로 부수 언급(유종 미특정, 확신 낮음, 20261023_신한_EconCheckup p.1). 목표가 없음. (2건)</w:t>
+        <w:t xml:space="preserve">[하우스] 2곳 공통: 지정학 위험 프리미엄이 해소되면 유가가 하향 안정될 수 있다는 조건부 방향에는 일치. 신한(2026-10-23): WTI 횡보·하방 경직, 협상 진전 시 위험 프리미엄 축소 가능(확신 중간, 20261023_신한_WeeklyGuideBook p.12), 지정학 불확실성을 유가·물가 상방 요인으로 부수 언급(확신 낮음, 20261023_신한_EconCheckup p.1). (3건)</w:t>
       </w:r>
     </w:p>
     <w:p>
@@ -4556,7 +4556,7 @@
           <w:sz w:val="19"/>
           <w:szCs w:val="19"/>
         </w:rPr>
-        <w:t xml:space="preserve">하우스 뷰 부족(1곳: 신한투자증권); API 데이터 미수집(FRED/EIA): brent·wti·us_crude_stocks는 웹확인 값으로 대체</w:t>
+        <w:t xml:space="preserve">하우스 2곳(신한 2026-10, NH 2026-05 — 발간 시차 약 5개월, 동일 시점 비교 아님); API 데이터 미수집(FRED/EIA): brent·wti·us_crude_stocks는 웹확인 값으로 대체</w:t>
       </w:r>
     </w:p>
     <w:p>
@@ -5343,7 +5343,7 @@
           <w:sz w:val="19"/>
           <w:szCs w:val="19"/>
         </w:rPr>
-        <w:t xml:space="preserve">Base 0.55: [판단] 2027년 상반기까지 2회 추가 인상해 최종금리 3.50% 도달 후 장기 동결. [하우스] 신한투자증권 경로(20261022_신한_10월금통위…  /  Bull 0.2: [판단] 물가 둔화·소비 위축·글로벌 위험회피로 인상은 1회(3.25%)에서 종료되고 2028년 전후 인하 전환해 3.00% 이하로 복귀.  /  Bear 0.25: [판단] PPI 상승의 소비자물가 전가·원화 약세·수도권 집값 재과열로 인상이 3.75~4.00%까지 이어짐.</w:t>
+        <w:t xml:space="preserve">Base 0.55: [판단] 2027년 상반기까지 2회 추가 인상해 최종금리 3.50% 도달 후 장기 동결. [하우스] 신한투자증권 경로(20261022_신한_10월금통위…  /  Bull 0.2: [판단] 물가 둔화·소비 위축·글로벌 위험회피로 추가 인상은 최대 1회(3.25%)에서 종료되고 2028년 전후 인하 전환해 3.00% 이하로 복귀.  /  Bear 0.25: [판단] PPI 상승의 소비자물가 전가·원화 약세·수도권 집값 재과열로 인상이 3.75~4.00%까지 이어짐.</w:t>
       </w:r>
     </w:p>
     <w:p>
@@ -5373,7 +5373,7 @@
           <w:sz w:val="19"/>
           <w:szCs w:val="19"/>
         </w:rPr>
-        <w:t xml:space="preserve">[하우스] 신한투자증권(단일): 10월 동결은 7~8월 선제 인상 효과를 점검하는 매파적 동결이며, 2027년 상반기까지 2회 추가 인상해 최종 3.50%(확신 높음, 20261022_신한_10월금통위 p.1). 단기적으로도 3Q GDP 양호 시 인상 기대가 커질 것으로 봄(20261023_신한_EconCheckup p.1, 20261023_신한_WeeklyGuideBook p.2). (4건)</w:t>
+        <w:t xml:space="preserve">[하우스] 2곳 공통: 한은 인상 사이클의 방향(상승)과 '선제·보험용 인상 후 효과 점검' 성격에는 신한·NH가 일치. 신한(2026-10-22)은 10월 동결을 7~8월 선제 인상 효과를 점검하는 매파적 동결로 해석하고 3Q GDP 양호 시 인상 판단이 지지된다고 봄(20261022_신한_10월금통위 p.1, 20261023_신한_EconCheckup p.1, 20261023_신한_WeeklyGuideBook p.2). (5건)</w:t>
       </w:r>
     </w:p>
     <w:p>
@@ -5403,7 +5403,7 @@
           <w:sz w:val="19"/>
           <w:szCs w:val="19"/>
         </w:rPr>
-        <w:t xml:space="preserve">하우스 뷰 부족(1곳: 신한투자증권); 3Q GDP 속보치 미발표(미확인)</w:t>
+        <w:t xml:space="preserve">하우스 2곳(신한 2026-10, NH 2026-05 — 발간 시차 약 5개월, 동일 시점 비교 아님); 3Q GDP 속보치 미발표(미확인)</w:t>
       </w:r>
     </w:p>
     <w:p>
@@ -6220,7 +6220,7 @@
           <w:sz w:val="19"/>
           <w:szCs w:val="19"/>
         </w:rPr>
-        <w:t xml:space="preserve">[하우스] 신한투자증권(단일): 국고채는 강세 상당 부분 반영 후 바닥 다지기, 단기 약보합(금리 소폭 상승) — 주간 밴드 3년 3.70~3.85%, 10년 4.00~4.15%(20261023_신한_WeeklyGuideBook p.9). 3Q GDP·10월 CPI가 긴축 경계를 키울 수 있어 상방 위험에 무게(20261022_신한_10월금통위 p.1). (2건)</w:t>
+        <w:t xml:space="preserve">[하우스] 2곳 공통: 국고채 장기물 비중확대에는 신중하다는 점에서 일치. 신한(2026-10-23)은 강세 상당 부분 반영 후 바닥 다지기·단기 약보합(금리 소폭 상승), 주간 밴드 3년 3.70~3.85%·10년 4.00~4.15%(20261023_신한_WeeklyGuideBook p.9; 20261022_신한_10월금통위 p.1). (3건)</w:t>
       </w:r>
     </w:p>
     <w:p>
@@ -6250,7 +6250,7 @@
           <w:sz w:val="19"/>
           <w:szCs w:val="19"/>
         </w:rPr>
-        <w:t xml:space="preserve">하우스 뷰 부족(1곳: 신한투자증권); ktb_10y·ktb_30y는 snapshot 미수집 → 웹확인(이투데이 2026-10-23 마감 보도), 금투협 원자료 대조…</w:t>
+        <w:t xml:space="preserve">하우스 2곳(신한 2026-10, NH 2026-05 — 발간 시차 약 5개월, 동일 시점 비교 아님); ktb_10y·ktb_30y는 snapshot 미수집 → 웹확인(이투데이 2026-10-23 마감 보도), 금투협 원자료 대조…</w:t>
       </w:r>
     </w:p>
     <w:p>
@@ -7914,7 +7914,7 @@
           <w:sz w:val="19"/>
           <w:szCs w:val="19"/>
         </w:rPr>
-        <w:t xml:space="preserve">[하우스] 신한투자증권 단독: 10월 FOMC 매파적 동결(확신 높음, 20261023_신한_WeeklyGuideBook p.3; 확신 중간, 20261023_신한_EconCheckup p.1), 추가 인상 옵션 유지(확신 낮음, 시점 미확정). (2건)</w:t>
+        <w:t xml:space="preserve">[하우스] 2곳 간 실질적 공통점은 제한적. 신한(2026-10-23): 10월 FOMC 매파적 동결(확신 높음, 20261023_신한_WeeklyGuideBook p.3; 확신 중간, 20261023_신한_EconCheckup p.1), 추가 인상 옵션 유지(확신 낮음, 시점 미확정). (3건)</w:t>
       </w:r>
     </w:p>
     <w:p>
@@ -7944,7 +7944,7 @@
           <w:sz w:val="19"/>
           <w:szCs w:val="19"/>
         </w:rPr>
-        <w:t xml:space="preserve">API 데이터 미수집 (FRED API 차단으로 latest_snapshot.json에 미국 시계열 없음) — 모든 현황 수치…; 하우스 뷰 부족(1곳: 신한투자증권)</w:t>
+        <w:t xml:space="preserve">API 데이터 미수집 (FRED API 차단으로 latest_snapshot.json에 미국 시계열 없음) — 모든 현황 수치…; 하우스 2곳(신한 2026-10, NH 2026-05 — 발간 시차 약 5개월, 동일 시점 비교 아님)</w:t>
       </w:r>
     </w:p>
     <w:p>
@@ -8761,7 +8761,7 @@
           <w:sz w:val="19"/>
           <w:szCs w:val="19"/>
         </w:rPr>
-        <w:t xml:space="preserve">[하우스] 신한투자증권 단독: 차주 UST10Y 4.90~5.15% 밴드, 약보합(금리 소폭 상승 쪽), 확신 중간(20261023_신한_WeeklyGuideBook p.8). (1건)</w:t>
+        <w:t xml:space="preserve">[하우스] 2곳 공통점은 구조 요인 일부뿐. 신한(2026-10-23): 차주 UST10Y 4.90~5.15% 밴드, 약보합(금리 소폭 상승 쪽), 확신 중간(20261023_신한_WeeklyGuideBook p.8). NH(2026-05-26, 약 5개월 전): 미국채 투자의견 중립·2년 이하 선호(20260526_NH_2026하반기FICC채권전망 p.4) — 장기물 적극 매수 의견이 아니라는 점은 신한의 약보합 시각과 크게 충돌하지 않음. (2건)</w:t>
       </w:r>
     </w:p>
     <w:p>
@@ -8791,7 +8791,7 @@
           <w:sz w:val="19"/>
           <w:szCs w:val="19"/>
         </w:rPr>
-        <w:t xml:space="preserve">API 데이터 미수집 (FRED API 차단으로 latest_snapshot.json에 미국 시계열 없음) — 모든 현황 수치…; 하우스 뷰 부족(1곳: 신한투자증권)</w:t>
+        <w:t xml:space="preserve">API 데이터 미수집 (FRED API 차단으로 latest_snapshot.json에 미국 시계열 없음) — 모든 현황 수치…; 하우스 2곳(신한 2026-10, NH 2026-05 — 발간 시차 약 5개월, 동일 시점 비교 아님)</w:t>
       </w:r>
     </w:p>
     <w:p>
@@ -16202,6 +16202,135 @@
                 <w:szCs w:val="17"/>
               </w:rPr>
               <w:t xml:space="preserve">리포트</w:t>
+            </w:r>
+          </w:p>
+        </w:tc>
+      </w:tr>
+      <w:tr>
+        <w:trPr>
+          <w:cantSplit/>
+        </w:trPr>
+        <w:tc>
+          <w:tcPr>
+            <w:tcW w:type="dxa" w:w="3700"/>
+            <w:tcBorders>
+              <w:top w:val="single" w:color="D1D5DB" w:sz="4"/>
+              <w:left w:val="single" w:color="D1D5DB" w:sz="4"/>
+              <w:bottom w:val="single" w:color="D1D5DB" w:sz="4"/>
+              <w:right w:val="single" w:color="D1D5DB" w:sz="4"/>
+            </w:tcBorders>
+            <w:tcMar>
+              <w:top w:type="dxa" w:w="50"/>
+              <w:left w:type="dxa" w:w="90"/>
+              <w:bottom w:type="dxa" w:w="50"/>
+              <w:right w:type="dxa" w:w="90"/>
+            </w:tcMar>
+          </w:tcPr>
+          <w:p>
+            <w:pPr>
+              <w:spacing w:after="0" w:before="0" w:line="252"/>
+            </w:pPr>
+            <w:r>
+              <w:rPr>
+                <w:rFonts w:ascii="맑은 고딕" w:cs="맑은 고딕" w:eastAsia="맑은 고딕" w:hAnsi="맑은 고딕"/>
+                <w:color w:val="1F2937"/>
+                <w:sz w:val="17"/>
+                <w:szCs w:val="17"/>
+              </w:rPr>
+              <w:t xml:space="preserve">20260526_NH_2026하반기FICC채권전망</w:t>
+            </w:r>
+          </w:p>
+        </w:tc>
+        <w:tc>
+          <w:tcPr>
+            <w:tcW w:type="dxa" w:w="1500"/>
+            <w:tcBorders>
+              <w:top w:val="single" w:color="D1D5DB" w:sz="4"/>
+              <w:left w:val="single" w:color="D1D5DB" w:sz="4"/>
+              <w:bottom w:val="single" w:color="D1D5DB" w:sz="4"/>
+              <w:right w:val="single" w:color="D1D5DB" w:sz="4"/>
+            </w:tcBorders>
+            <w:tcMar>
+              <w:top w:type="dxa" w:w="50"/>
+              <w:left w:type="dxa" w:w="90"/>
+              <w:bottom w:type="dxa" w:w="50"/>
+              <w:right w:type="dxa" w:w="90"/>
+            </w:tcMar>
+          </w:tcPr>
+          <w:p>
+            <w:pPr>
+              <w:spacing w:after="0" w:before="0" w:line="252"/>
+            </w:pPr>
+            <w:r>
+              <w:rPr>
+                <w:rFonts w:ascii="맑은 고딕" w:cs="맑은 고딕" w:eastAsia="맑은 고딕" w:hAnsi="맑은 고딕"/>
+                <w:color w:val="1F2937"/>
+                <w:sz w:val="17"/>
+                <w:szCs w:val="17"/>
+              </w:rPr>
+              <w:t xml:space="preserve">NH투자증권</w:t>
+            </w:r>
+          </w:p>
+        </w:tc>
+        <w:tc>
+          <w:tcPr>
+            <w:tcW w:type="dxa" w:w="1200"/>
+            <w:tcBorders>
+              <w:top w:val="single" w:color="D1D5DB" w:sz="4"/>
+              <w:left w:val="single" w:color="D1D5DB" w:sz="4"/>
+              <w:bottom w:val="single" w:color="D1D5DB" w:sz="4"/>
+              <w:right w:val="single" w:color="D1D5DB" w:sz="4"/>
+            </w:tcBorders>
+            <w:tcMar>
+              <w:top w:type="dxa" w:w="50"/>
+              <w:left w:type="dxa" w:w="90"/>
+              <w:bottom w:type="dxa" w:w="50"/>
+              <w:right w:type="dxa" w:w="90"/>
+            </w:tcMar>
+          </w:tcPr>
+          <w:p>
+            <w:pPr>
+              <w:spacing w:after="0" w:before="0" w:line="252"/>
+            </w:pPr>
+            <w:r>
+              <w:rPr>
+                <w:rFonts w:ascii="맑은 고딕" w:cs="맑은 고딕" w:eastAsia="맑은 고딕" w:hAnsi="맑은 고딕"/>
+                <w:color w:val="1F2937"/>
+                <w:sz w:val="17"/>
+                <w:szCs w:val="17"/>
+              </w:rPr>
+              <w:t xml:space="preserve">2026-05-26</w:t>
+            </w:r>
+          </w:p>
+        </w:tc>
+        <w:tc>
+          <w:tcPr>
+            <w:tcW w:type="dxa" w:w="3238"/>
+            <w:tcBorders>
+              <w:top w:val="single" w:color="D1D5DB" w:sz="4"/>
+              <w:left w:val="single" w:color="D1D5DB" w:sz="4"/>
+              <w:bottom w:val="single" w:color="D1D5DB" w:sz="4"/>
+              <w:right w:val="single" w:color="D1D5DB" w:sz="4"/>
+            </w:tcBorders>
+            <w:tcMar>
+              <w:top w:type="dxa" w:w="50"/>
+              <w:left w:type="dxa" w:w="90"/>
+              <w:bottom w:type="dxa" w:w="50"/>
+              <w:right w:type="dxa" w:w="90"/>
+            </w:tcMar>
+          </w:tcPr>
+          <w:p>
+            <w:pPr>
+              <w:spacing w:after="0" w:before="0" w:line="252"/>
+            </w:pPr>
+            <w:r>
+              <w:rPr>
+                <w:rFonts w:ascii="맑은 고딕" w:cs="맑은 고딕" w:eastAsia="맑은 고딕" w:hAnsi="맑은 고딕"/>
+                <w:color w:val="1F2937"/>
+                <w:sz w:val="17"/>
+                <w:szCs w:val="17"/>
+              </w:rPr>
+              <w:t xml:space="preserve">2026년 하반기 FICC 전망 / 채권: Big Divergence</w:t>
             </w:r>
           </w:p>
         </w:tc>

--- a/macro-agent/reports/2026-10-25_매크로16개항목_요약.docx
+++ b/macro-agent/reports/2026-10-25_매크로16개항목_요약.docx
@@ -3649,7 +3649,7 @@
           <w:sz w:val="19"/>
           <w:szCs w:val="19"/>
         </w:rPr>
-        <w:t xml:space="preserve">Base 0.5: [판단] 한은이 2027년 상반기까지 3.50%로 2회 추가 인상(신한 하우스 콜, 20261022_신한_10월금통위 p.1)하고 Fed는 12월 전후…  /  Bull 0.25: [판단] 중동 휴전·호르무즈 정상화로 유가가 하락하고 미국 물가가 둔화돼 Fed가 75bp 인하, 한은은 1회 인상 후 3.25% 동결.  /  Bear 0.25: [판단] 호르무즈 봉쇄 장기화로 유가 고공행진, 미국 인플레 재가속에 Fed 50bp 추가 인상. 한국은 교역조건 악화·성장 둔화로 1회 인상(3.25%…</w:t>
+        <w:t xml:space="preserve">Base 0.5: [판단] 한은이 2027년 상반기까지 3.50%로 2회 추가 인상(신한 하우스 콜, 20261022_신한_10월금통위 p.1)하고 Fed는 12월 전후…  /  Bull 0.25: [판단] 중동 휴전·호르무즈 정상화로 유가가 하락하고 물가가 둔화된다. Fed는 100bp 인하(상단 3.00%), 한은은 1회 인하(2.75%)하는 글…  /  Bear 0.25: [판단] 호르무즈 봉쇄가 길어져 유가가 고공행진하고 인플레가 재가속한다. Fed는 75bp 추가 인상(상단 4.75%), 한은도 75bp 인상(3.75%…</w:t>
       </w:r>
     </w:p>
     <w:p>

--- a/macro-agent/reports/2026-10-25_매크로16개항목_요약.docx
+++ b/macro-agent/reports/2026-10-25_매크로16개항목_요약.docx
@@ -29,7 +29,7 @@
           <w:sz w:val="18"/>
           <w:szCs w:val="18"/>
         </w:rPr>
-        <w:t xml:space="preserve">기준일 2026-10-25  ·  자료: ECOS 수기 입력(100대 통계지표·일일지표), 증권사 리포트 7건(NH투자증권, 삼성증권, 신한투자증권), 웹 검색</w:t>
+        <w:t xml:space="preserve">기준일 2026-10-25  ·  자료: ECOS 수기 입력(100대 통계지표·일일지표), 증권사 리포트 10건(NH투자증권, 미래에셋증권, 삼성증권, 신한투자증권), 웹 검색</w:t>
       </w:r>
     </w:p>
     <w:p>
@@ -712,7 +712,7 @@
                 <w:sz w:val="17"/>
                 <w:szCs w:val="17"/>
               </w:rPr>
-              <w:t xml:space="preserve">[판단] 2027년 상반기까지 2회 추가 인상해 최종금리 3.50% 도달 후 장기 동결. [하우스] 신한투자… (p=0.55)</w:t>
+              <w:t xml:space="preserve">[판단] 2027년 상반기까지 2회 추가 인상해 최종금리 3.50% 도달 후 장기 동결. [하우스] 신한 경… (p=0.45)</w:t>
             </w:r>
           </w:p>
         </w:tc>
@@ -872,7 +872,7 @@
                 <w:sz w:val="17"/>
                 <w:szCs w:val="17"/>
               </w:rPr>
-              <w:t xml:space="preserve">[판단] 기준금리 3.50%에서 정점 후 동결. 3년물은 기반영분이 커 소폭 상승, 장기물은 공급 관리·보험… (p=0.55)</w:t>
+              <w:t xml:space="preserve">[판단] 기준금리 3.50%에서 정점 후 동결. 3년물은 기반영분이 커 소폭 상승, 장기물은 공급 관리·보험… (p=0.45)</w:t>
             </w:r>
           </w:p>
         </w:tc>
@@ -1032,7 +1032,7 @@
                 <w:sz w:val="17"/>
                 <w:szCs w:val="17"/>
               </w:rPr>
-              <w:t xml:space="preserve">[판단] 기준금리 3.50% 정점 이후 금리 안정과 높은 절대금리에 대한 캐리 수요로 AA- 스프레드는 60… (p=0.55)</w:t>
+              <w:t xml:space="preserve">[판단] 기준금리 3.50% 정점 이후 금리 안정과 높은 절대금리에 대한 캐리 수요로 AA- 스프레드는 60… (p=0.45)</w:t>
             </w:r>
           </w:p>
         </w:tc>
@@ -1672,7 +1672,7 @@
                 <w:sz w:val="17"/>
                 <w:szCs w:val="17"/>
               </w:rPr>
-              <w:t xml:space="preserve">[판단] 2회 인상(3.50%) 후 동결, KTB 10Y +10bp. 오피스는 서울 핵심권역 임대 견조·지방… (p=0.55)</w:t>
+              <w:t xml:space="preserve">[판단] 2회 인상(3.50%) 후 동결, KTB 10Y +10bp. 오피스는 서울 핵심권역 임대 견조·지방… (p=0.45)</w:t>
             </w:r>
           </w:p>
         </w:tc>
@@ -1832,7 +1832,7 @@
                 <w:sz w:val="17"/>
                 <w:szCs w:val="17"/>
               </w:rPr>
-              <w:t xml:space="preserve">[판단] 2회 인상 후 동결, KTB 10Y +10bp. 신규 민자 물량은 점진적으로 늘고 에너지 전환·데이… (p=0.55)</w:t>
+              <w:t xml:space="preserve">[판단] 2회 인상 후 동결, KTB 10Y +10bp. 신규 민자 물량은 점진적으로 늘고 에너지 전환·데이… (p=0.45)</w:t>
             </w:r>
           </w:p>
         </w:tc>
@@ -2152,7 +2152,7 @@
                 <w:sz w:val="17"/>
                 <w:szCs w:val="17"/>
               </w:rPr>
-              <w:t xml:space="preserve">[판단] 2회 인상 후 동결, PF 정리 마무리. 사모대출 시장은 규제 공백을 채우며 성장하되 부도율은 금리… (p=0.55)</w:t>
+              <w:t xml:space="preserve">[판단] 2회 인상 후 동결, PF 정리 마무리. 사모대출 시장은 규제 공백을 채우며 성장하되 부도율은 금리… (p=0.45)</w:t>
             </w:r>
           </w:p>
         </w:tc>
@@ -2840,7 +2840,7 @@
           <w:sz w:val="16"/>
           <w:szCs w:val="16"/>
         </w:rPr>
-        <w:t xml:space="preserve">하우스 뷰: NH투자증권, 삼성증권, 신한투자증권 — 대부분 항목은 1곳만 다뤄 하우스 간 비교가 제한적. 발간 30일이 지난 리포트는 구조적·장기 뷰로만 반영. 미국 지표와 국고 10·30년물은 API 미수집으로 웹확인 값.</w:t>
+        <w:t xml:space="preserve">하우스 뷰: NH투자증권, 미래에셋증권, 삼성증권, 신한투자증권 — 대부분 항목은 1곳만 다뤄 하우스 간 비교가 제한적. 발간 30일이 지난 리포트는 구조적·장기 뷰로만 반영. 미국 지표와 국고 10·30년물은 API 미수집으로 웹확인 값.</w:t>
       </w:r>
     </w:p>
     <w:p>
@@ -5313,7 +5313,7 @@
           <w:sz w:val="19"/>
           <w:szCs w:val="19"/>
         </w:rPr>
-        <w:t xml:space="preserve">[판단] 매파적 동결 후 11월 또는 2027년 1월 금통위에서 25bp 추가 인상 가능성이 높다. 성장(2Q 0.6% 서프라이즈)·물가(CPI 2.9%, PPI 7.7%)가 모두 인상을 지지하고, 9월 가계대출 순감은 금융안정 부담을 다소 덜어준다. (확신도 중간)</w:t>
+        <w:t xml:space="preserve">[판단] 매파적 동결 후 11월(늦어도 2027년 1월) 금통위에서 25bp 추가 인상 가능성이 높다. 성장(2Q 0.6% 서프라이즈)·물가(CPI 2.9%, PPI 7.7%, 2026-09 수기)가 인상을 지지하고, 9월 가계대출 순감은 금융안정 부담을 다소 덜어준다… (확신도 중간)</w:t>
       </w:r>
     </w:p>
     <w:p>
@@ -5343,7 +5343,7 @@
           <w:sz w:val="19"/>
           <w:szCs w:val="19"/>
         </w:rPr>
-        <w:t xml:space="preserve">Base 0.55: [판단] 2027년 상반기까지 2회 추가 인상해 최종금리 3.50% 도달 후 장기 동결. [하우스] 신한투자증권 경로(20261022_신한_10월금통위…  /  Bull 0.2: [판단] 물가 둔화·소비 위축·글로벌 위험회피로 추가 인상은 최대 1회(3.25%)에서 종료되고 2028년 전후 인하 전환해 3.00% 이하로 복귀.  /  Bear 0.25: [판단] PPI 상승의 소비자물가 전가·원화 약세·수도권 집값 재과열로 인상이 3.75~4.00%까지 이어짐.</w:t>
+        <w:t xml:space="preserve">Base 0.45: [판단] 2027년 상반기까지 2회 추가 인상해 최종금리 3.50% 도달 후 장기 동결. [하우스] 신한 경로(20261022_신한_10월금통위 p.1)…  /  Bull 0.3: [판단] 11월 1회 인상(3.25%)에서 정점 후 2027년 상반기 동결, 이후 성장 둔화·물가 안정으로 2027년 하반기~2028년 인하 전환해 3.…  /  Bear 0.25: [판단] PPI 상승의 소비자물가 전가·원화 약세·수도권 집값 재과열로 인상이 3.75~4.00%까지 이어짐.</w:t>
       </w:r>
     </w:p>
     <w:p>
@@ -5373,7 +5373,7 @@
           <w:sz w:val="19"/>
           <w:szCs w:val="19"/>
         </w:rPr>
-        <w:t xml:space="preserve">[하우스] 2곳 공통: 한은 인상 사이클의 방향(상승)과 '선제·보험용 인상 후 효과 점검' 성격에는 신한·NH가 일치. 신한(2026-10-22)은 10월 동결을 7~8월 선제 인상 효과를 점검하는 매파적 동결로 해석하고 3Q GDP 양호 시 인상 판단이 지지된다고 봄(20261022_신한_10월금통위 p.1, 20261023_신한_EconCheckup p.1, 20261023_신한_WeeklyGuideBook p.2). (5건)</w:t>
+        <w:t xml:space="preserve">[하우스] 동일 주간 2곳(신한 2026-10-22~23, 미래에셋 2026-10-22) 공통: ① 10/22 만장일치 동결은 7·8월 선제 인상(빅스텝 포함) 효과를 점검하는 성격(20261022_신한_10월금통위 p.1; 20261022_미래_FixedIncomeComment_10월금통위 p.1-2). (6건)</w:t>
       </w:r>
     </w:p>
     <w:p>
@@ -5403,7 +5403,7 @@
           <w:sz w:val="19"/>
           <w:szCs w:val="19"/>
         </w:rPr>
-        <w:t xml:space="preserve">하우스 2곳(신한 2026-10, NH 2026-05 — 발간 시차 약 5개월, 동일 시점 비교 아님); 3Q GDP 속보치 미발표(미확인)</w:t>
+        <w:t xml:space="preserve">하우스 2곳 동일 주간(신한·미래에셋) + NH(2026-05, 구조적 참고); 3Q GDP 속보치 미발표(미확인)</w:t>
       </w:r>
     </w:p>
     <w:p>
@@ -6190,7 +6190,7 @@
           <w:sz w:val="19"/>
           <w:szCs w:val="19"/>
         </w:rPr>
-        <w:t xml:space="preserve">Base 0.55: [판단] 기준금리 3.50%에서 정점 후 동결. 3년물은 기반영분이 커 소폭 상승, 장기물은 공급 관리·보험사 ALM 수요로 상승 폭 제한 → 커브 플래…  /  Bull 0.2: [판단] 물가 둔화·성장 둔화로 인상 조기 종료 후 인하 전환, 미 금리 하락·외국인 WGBI 자금 재유입으로 전 구간 강세.  /  Bear 0.25: [판단] 인상이 3.75% 이상으로 연장되고 확장재정·국고채 발행 확대, 미 장기금리 재상승이 겹쳐 베어 스티프닝.</w:t>
+        <w:t xml:space="preserve">Base 0.45: [판단] 기준금리 3.50%에서 정점 후 동결. 3년물은 기반영분이 커 소폭 상승, 장기물은 공급 관리·보험사 ALM 수요로 상승 폭 제한 → 커브 플래…  /  Bull 0.3: [판단] 기준금리 3.25%(미래에셋 터미널, 20261022_미래_FixedIncomeComment_10월금통위 p.1-2)에서 정점 후 2027년 하…  /  Bear 0.25: [판단] 인상이 3.75% 이상으로 연장되고 확장재정·국고채 발행 확대, 미 장기금리 재상승이 겹쳐 베어 스티프닝.</w:t>
       </w:r>
     </w:p>
     <w:p>
@@ -6220,7 +6220,7 @@
           <w:sz w:val="19"/>
           <w:szCs w:val="19"/>
         </w:rPr>
-        <w:t xml:space="preserve">[하우스] 2곳 공통: 국고채 장기물 비중확대에는 신중하다는 점에서 일치. 신한(2026-10-23)은 강세 상당 부분 반영 후 바닥 다지기·단기 약보합(금리 소폭 상승), 주간 밴드 3년 3.70~3.85%·10년 4.00~4.15%(20261023_신한_WeeklyGuideBook p.9; 20261022_신한_10월금통위 p.1). (3건)</w:t>
+        <w:t xml:space="preserve">[하우스] 동일 주간 2곳(신한·미래에셋) 공통: 국고채 강세 추격에 신중. 신한은 9월 말 이후 강세가 상당 부분 반영돼 바닥 다지기, 차주 3년 3.70~3.85%·10년 4.00~4.15% 밴드에서 약보합(금리 소폭 상승 편향) 예상(20261022_신한_10월금통위 p.1; 20261023_신한_WeeklyGuideBook p.9). (5건)</w:t>
       </w:r>
     </w:p>
     <w:p>
@@ -6250,7 +6250,7 @@
           <w:sz w:val="19"/>
           <w:szCs w:val="19"/>
         </w:rPr>
-        <w:t xml:space="preserve">하우스 2곳(신한 2026-10, NH 2026-05 — 발간 시차 약 5개월, 동일 시점 비교 아님); ktb_10y·ktb_30y는 snapshot 미수집 → 웹확인(이투데이 2026-10-23 마감 보도), 금투협 원자료 대조…</w:t>
+        <w:t xml:space="preserve">하우스 2곳 동일 주간(신한·미래에셋) + NH(2026-05, 구조적 참고); ktb_10y·ktb_30y는 snapshot 미수집 → 웹확인(이투데이 2026-10-23 마감 보도), 금투협 원자료 대조…</w:t>
       </w:r>
     </w:p>
     <w:p>
@@ -7037,7 +7037,7 @@
           <w:sz w:val="19"/>
           <w:szCs w:val="19"/>
         </w:rPr>
-        <w:t xml:space="preserve">Base 0.55: [판단] 기준금리 3.50% 정점 이후 금리 안정과 높은 절대금리에 대한 캐리 수요로 AA- 스프레드는 60bp대 초중반으로 소폭 축소, BBB-는 고금…  /  Bull 0.2: [판단] 인하 전환과 경기 연착륙으로 크레딧 전반 축소, PF 구조조정 마무리로 저등급 리스크 프리미엄 하락.  /  Bear 0.25: [판단] 인상 장기화(3.75% 이상)와 부동산 PF 부실 재부각·경기 둔화가 겹쳐 등급 하향과 미매각이 늘고 크레딧 전반 확대.</w:t>
+        <w:t xml:space="preserve">Base 0.45: [판단] 기준금리 3.50% 정점 이후 금리 안정과 높은 절대금리에 대한 캐리 수요로 AA- 스프레드는 60bp대 초중반으로 소폭 축소, BBB-는 고금…  /  Bull 0.3: [판단] 인하 전환과 경기 연착륙으로 크레딧 전반 축소, PF 구조조정 마무리로 저등급 리스크 프리미엄 하락.  /  Bear 0.25: [판단] 인상 장기화(3.75% 이상)와 부동산 PF 부실 재부각·경기 둔화가 겹쳐 등급 하향과 미매각이 늘고 크레딧 전반 확대.</w:t>
       </w:r>
     </w:p>
     <w:p>
@@ -7914,7 +7914,7 @@
           <w:sz w:val="19"/>
           <w:szCs w:val="19"/>
         </w:rPr>
-        <w:t xml:space="preserve">[하우스] 2곳 간 실질적 공통점은 제한적. 신한(2026-10-23): 10월 FOMC 매파적 동결(확신 높음, 20261023_신한_WeeklyGuideBook p.3; 확신 중간, 20261023_신한_EconCheckup p.1), 추가 인상 옵션 유지(확신 낮음, 시점 미확정). (3건)</w:t>
+        <w:t xml:space="preserve">[하우스] 동일 주간 2곳(신한·미래에셋) 강한 공통: 10월 FOMC(10/27~28) 동결 + 매파적 기조. 신한은 에너지발 비용 압력·실물 양호를 근거로 매파적 동결(확신 높음, 20261023_신한_WeeklyGuideBook p.3; 확신 중간, 20261023_신한_EconCheckup p.1). (5건)</w:t>
       </w:r>
     </w:p>
     <w:p>
@@ -7944,7 +7944,7 @@
           <w:sz w:val="19"/>
           <w:szCs w:val="19"/>
         </w:rPr>
-        <w:t xml:space="preserve">API 데이터 미수집 (FRED API 차단으로 latest_snapshot.json에 미국 시계열 없음) — 모든 현황 수치…; 하우스 2곳(신한 2026-10, NH 2026-05 — 발간 시차 약 5개월, 동일 시점 비교 아님)</w:t>
+        <w:t xml:space="preserve">API 데이터 미수집 (FRED API 차단으로 latest_snapshot.json에 미국 시계열 없음) — 모든 현황 수치…; 하우스 2곳 동일 주간(신한·미래에셋) + NH(2026-05, 구조적 참고)</w:t>
       </w:r>
     </w:p>
     <w:p>
@@ -8761,7 +8761,7 @@
           <w:sz w:val="19"/>
           <w:szCs w:val="19"/>
         </w:rPr>
-        <w:t xml:space="preserve">[하우스] 2곳 공통점은 구조 요인 일부뿐. 신한(2026-10-23): 차주 UST10Y 4.90~5.15% 밴드, 약보합(금리 소폭 상승 쪽), 확신 중간(20261023_신한_WeeklyGuideBook p.8). NH(2026-05-26, 약 5개월 전): 미국채 투자의견 중립·2년 이하 선호(20260526_NH_2026하반기FICC채권전망 p.4) — 장기물 적극 매수 의견이 아니라는 점은 신한의 약보합 시각과 크게 충돌하지 않음. (2건)</w:t>
+        <w:t xml:space="preserve">[하우스] 동일 주간 2곳(신한·미래에셋) 강한 공통: UST10Y 5.0% 부근 박스권. 미래에셋은 10Y 5.0% 중심 박스권 등락(확신 높음, 주간 10/26~30, 20261023_미래_MacroWeekAhead p.1 — 실물 견조하나 증시와 동조화, AI 기업 자금조달 우려에 따른 CAPEX 둔화 가능성이 상단 제한). (3건)</w:t>
       </w:r>
     </w:p>
     <w:p>
@@ -8791,7 +8791,7 @@
           <w:sz w:val="19"/>
           <w:szCs w:val="19"/>
         </w:rPr>
-        <w:t xml:space="preserve">API 데이터 미수집 (FRED API 차단으로 latest_snapshot.json에 미국 시계열 없음) — 모든 현황 수치…; 하우스 2곳(신한 2026-10, NH 2026-05 — 발간 시차 약 5개월, 동일 시점 비교 아님)</w:t>
+        <w:t xml:space="preserve">API 데이터 미수집 (FRED API 차단으로 latest_snapshot.json에 미국 시계열 없음) — 모든 현황 수치…; 하우스 2곳 동일 주간(신한·미래에셋) + NH(2026-05, 구조적 참고)</w:t>
       </w:r>
     </w:p>
     <w:p>
@@ -9449,7 +9449,7 @@
           <w:sz w:val="19"/>
           <w:szCs w:val="19"/>
         </w:rPr>
-        <w:t xml:space="preserve">Base 0.5: [판단] FFR 4.25% 정점 후 4.00% 복귀(us_rate Base), 성장 둔화 속 AI 인프라 섹터 중심 점진 확대: IG 1.0%, HY 3…  /  Bull 0.25: [판단] 물가 둔화로 인하 사이클(us_rate Bull) 진입, 연착륙과 AI 투자 수익 가시화로 스프레드 소폭 축소.  /  Bear 0.25: [판단] 추가 인상(us_rate Bear +75bp)과 스태그플레이션, AI 인프라 신용 이벤트가 겹쳐 IG 1.7%, HY 6.4% 내외로 확대.</w:t>
+        <w:t xml:space="preserve">Base 0.5: [판단] FFR 4.25% 정점 후 4.00% 복귀(us_rate Base), 성장 둔화 속 AI 인프라 섹터 중심 점진 확대: IG 1.0%, HY 3…  /  Bull 0.25: [판단] 물가 둔화로 인하 사이클(us_rate Bull) 진입, 연착륙과 AI 투자 수익 가시화로 스프레드 소폭 축소.  /  Bear 0.25: [판단] 추가 인상(us_rate Bear +75bp)과 스태그플레이션에 AI 설비투자 둔화가 겹치면 외부 차입 의존도가 높은 네오클라우드·AI 인프라…</w:t>
       </w:r>
     </w:p>
     <w:p>
@@ -9479,7 +9479,7 @@
           <w:sz w:val="19"/>
           <w:szCs w:val="19"/>
         </w:rPr>
-        <w:t xml:space="preserve">[하우스] 신한투자증권 단독: AI 인프라 기업 크레딧 스프레드 상승·자본조달 제약 우려 지속(확대, 확신 낮음, 20261023_신한_WeeklyGuideBook p.2). 스프레드 방향 명시 전망은 아님. (1건)</w:t>
+        <w:t xml:space="preserve">[하우스] 동일 주간 2곳(신한 2026-10-23, 미래에셋 2026-10-22) 공통: AI 인프라 크레딧 중 네오클라우드처럼 외부 차입 의존도가 높은 발행사에서 스트레스가 먼저 나타나고 있음 — 신한은 AI 인프라 기업 스프레드 상승·자본조달 제약 우려 지속(확대, 확신 낮음, 20261023_신한_WeeklyGuideBook p.2), 미래에셋은 네오클라우드 조달비용이 가장 취약하고 하이퍼스케일러 대비 CDS 격차 확대(확대, 확신 낮음, 20261022… (2건)</w:t>
       </w:r>
     </w:p>
     <w:p>
@@ -9509,7 +9509,7 @@
           <w:sz w:val="19"/>
           <w:szCs w:val="19"/>
         </w:rPr>
-        <w:t xml:space="preserve">API 데이터 미수집 (FRED API 차단으로 latest_snapshot.json에 미국 시계열 없음) — 모든 현황 수치…; 하우스 뷰 부족(1곳: 신한투자증권)</w:t>
+        <w:t xml:space="preserve">API 데이터 미수집 (FRED API 차단으로 latest_snapshot.json에 미국 시계열 없음) — 모든 현황 수치…; 하우스 2곳 동일 주간(신한·미래에셋) — 둘 다 명시적 스프레드 목표치 없음(리스크 진단 성격)</w:t>
       </w:r>
     </w:p>
     <w:p>
@@ -10296,7 +10296,7 @@
           <w:sz w:val="19"/>
           <w:szCs w:val="19"/>
         </w:rPr>
-        <w:t xml:space="preserve">Base 0.55: [판단] 2회 인상(3.50%) 후 동결, KTB 10Y +10bp. 오피스는 서울 핵심권역 임대 견조·지방/상가 약세의 이원화.  /  Bull 0.2: [판단] 경기 둔화로 인상이 1회에 그치거나 조기 인하 전환, KTB 10Y -20bp. 정책 지원과 대체자금(사모대출) 유입으로 PF 정상화가 빨라지고…  /  Bear 0.25: [판단] 물가·환율 압력으로 인상 폭 확대(3.50% 초과), KTB 10Y +40bp. 상가·지방 오피스 공실 확대, 거래 절벽 장기화, 브릿지론·토담…</w:t>
+        <w:t xml:space="preserve">Base 0.45: [판단] 2회 인상(3.50%) 후 동결, KTB 10Y +10bp. 오피스는 서울 핵심권역 임대 견조·지방/상가 약세의 이원화.  /  Bull 0.3: [판단] 경기 둔화로 인상이 1회에 그치거나 조기 인하 전환, KTB 10Y -20bp. 정책 지원과 대체자금(사모대출) 유입으로 PF 정상화가 빨라지고…  /  Bear 0.25: [판단] 물가·환율 압력으로 인상 폭 확대(3.50% 초과), KTB 10Y +40bp. 상가·지방 오피스 공실 확대, 거래 절벽 장기화, 브릿지론·토담…</w:t>
       </w:r>
     </w:p>
     <w:p>
@@ -11014,7 +11014,7 @@
           <w:sz w:val="19"/>
           <w:szCs w:val="19"/>
         </w:rPr>
-        <w:t xml:space="preserve">Base 0.55: [판단] 2회 인상 후 동결, KTB 10Y +10bp. 신규 민자 물량은 점진적으로 늘고 에너지 전환·데이터센터 딜이 증가하나 리스크 스프레드는 대체로…  /  Bull 0.2: [판단] 경기 둔화로 금리 하락(KTB 10Y -20bp), 정책 물량 확대와 공모펀드 수요가 우량 자산 가격을 지지.  /  Bear 0.25: [판단] 인상 폭 확대로 KTB 10Y +40bp, 신규 물량 급증과 지방 민자 부진·수요 리스크로 요구수익률 상승.</w:t>
+        <w:t xml:space="preserve">Base 0.45: [판단] 2회 인상 후 동결, KTB 10Y +10bp. 신규 민자 물량은 점진적으로 늘고 에너지 전환·데이터센터 딜이 증가하나 리스크 스프레드는 대체로…  /  Bull 0.3: [판단] 경기 둔화로 금리 하락(KTB 10Y -20bp), 정책 물량 확대와 공모펀드 수요가 우량 자산 가격을 지지.  /  Bear 0.25: [판단] 인상 폭 확대로 KTB 10Y +40bp, 신규 물량 급증과 지방 민자 부진·수요 리스크로 요구수익률 상승.</w:t>
       </w:r>
     </w:p>
     <w:p>
@@ -12708,7 +12708,7 @@
           <w:sz w:val="19"/>
           <w:szCs w:val="19"/>
         </w:rPr>
-        <w:t xml:space="preserve">Base 0.55: [판단] 2회 인상 후 동결, PF 정리 마무리. 사모대출 시장은 규제 공백을 채우며 성장하되 부도율은 금리 부담으로 소폭 상승.  /  Bull 0.2: [판단] 금리 안정·조기 인하, PF 정상화 가속과 차주 재무 개선으로 부도율 하락.  /  Bear 0.25: [판단] 인상 폭 확대와 경기 둔화로 LBO·부동산 담보 사모대출 부실 확대, 2금융권 토담대 부실 전이.</w:t>
+        <w:t xml:space="preserve">Base 0.45: [판단] 2회 인상 후 동결, PF 정리 마무리. 사모대출 시장은 규제 공백을 채우며 성장하되 부도율은 금리 부담으로 소폭 상승.  /  Bull 0.3: [판단] 금리 안정·조기 인하, PF 정상화 가속과 차주 재무 개선으로 부도율 하락.  /  Bear 0.25: [판단] 인상 폭 확대와 경기 둔화로 LBO·부동산 담보 사모대출 부실 확대, 2금융권 토담대 부실 전이.</w:t>
       </w:r>
     </w:p>
     <w:p>
@@ -14432,7 +14432,7 @@
           <w:sz w:val="19"/>
           <w:szCs w:val="19"/>
         </w:rPr>
-        <w:t xml:space="preserve">[하우스] 삼성증권(20260528_삼성_2026하반기대체투자전망, 2026-05 발간, 약 5개월 전 — 구조적·장기 뷰만 반영, 당시 시장규모·스프레드 수치는 현재값으로 쓰지 않음): ① 물가·성장이 모두 현금흐름에 긍정적이고 금리 영향은 주로 밸류에이션에 그쳐 고금리·고물가에 가장 방어적, 위험조정수익률 최상위의 최선호 전략(p.42-43, 확신 높음) ② AI발 데이터센터 펀더멘털 최강, 개발형 비중이 높아 대출형 투자 수요 큼(p.49, 높음) ③ 데이… (1건)</w:t>
+        <w:t xml:space="preserve">[하우스] 미래에셋(2026-10-22, 동일 주간)과 삼성(2026-05, 구조적 참고) 공통: 데이터센터 수요 자체는 견조 — 미래에셋은 클라우드 매출 증가·GPU 임대가격 견조로 수요 급감은 기본 시나리오가 아니라고 봄(중립, 확신 중간, 20261022_미래_EconMonthly_AI투자둔화리스크 p.2-3), 삼성은 사전 임대율·임대료 상승으로 데이터센터 펀더멘털 최강(상승, 높음, 20260528_삼성_2026하반기대체투자전망 p.49). (2건)</w:t>
       </w:r>
     </w:p>
     <w:p>
@@ -14462,7 +14462,7 @@
           <w:sz w:val="19"/>
           <w:szCs w:val="19"/>
         </w:rPr>
-        <w:t xml:space="preserve">API 데이터 미수집 — snapshot에 인프라 지표 없음; 하우스 뷰 부족(1곳: 삼성증권, 2026-05 발간 — 구조적 뷰만 반영)</w:t>
+        <w:t xml:space="preserve">API 데이터 미수집 — snapshot에 인프라 지표 없음; 하우스: 미래에셋(동일 주간) + 삼성(2026-05, 구조적 참고)</w:t>
       </w:r>
     </w:p>
     <w:p>
@@ -15997,7 +15997,7 @@
           <w:sz w:val="19"/>
           <w:szCs w:val="19"/>
         </w:rPr>
-        <w:t xml:space="preserve">[하우스] 삼성증권(20260528_삼성_2026하반기대체투자전망, 2026-05 발간, 약 5개월 전 — 구조적·장기 뷰만 반영, 당시 스프레드 목표·단기 판단은 현재값으로 쓰지 않음): ① BDC 법정 레버리지 상한·환매 한도·이자 쿠션으로 금융위기식 시스템 위기 가능성은 낮음, 단 고금리 장기화·급격한 침체가 2027~28 레버리지론 만기 집중과 겹치면 위험 확대(p.28, 확신 높음) ② 은행 규제·AI/데이터센터/인프라 자금 수요로 사모대출 성장은 추세… (1건)</w:t>
+        <w:t xml:space="preserve">[하우스] 미래에셋(2026-10-22, 동일 주간)과 삼성(2026-05, 구조적 참고) 공통: 시스템 위기로의 전이 가능성은 낮음 — 미래에셋은 데이터센터 SPV 대출이 기준 시나리오에선 외부 손실이 미미하다고 봄(중립, 확신 낮음, 20261022_미래_EconMonthly_AI투자둔화리스크 p.5-6), 삼성은 BDC 레버리지 상한·환매 한도·이자 쿠션으로 금융위기식 전이 가능성 낮음(확신 높음, 20260528_삼성_2026하반기대체투자전망 p.28).… (2건)</w:t>
       </w:r>
     </w:p>
     <w:p>
@@ -16027,7 +16027,7 @@
           <w:sz w:val="19"/>
           <w:szCs w:val="19"/>
         </w:rPr>
-        <w:t xml:space="preserve">API 데이터 미수집 — snapshot에 Private Credit 지표 없음; 하우스 뷰 부족(1곳: 삼성증권, 2026-05 발간 — 구조적 뷰만 반영)</w:t>
+        <w:t xml:space="preserve">API 데이터 미수집 — snapshot에 Private Credit 지표 없음; 하우스: 미래에셋(동일 주간) + 삼성(2026-05, 구조적 참고)</w:t>
       </w:r>
     </w:p>
     <w:p>
@@ -16624,6 +16624,264 @@
                 <w:sz w:val="17"/>
                 <w:szCs w:val="17"/>
               </w:rPr>
+              <w:t xml:space="preserve">20261022_미래_EconMonthly_AI투자둔화리스크</w:t>
+            </w:r>
+          </w:p>
+        </w:tc>
+        <w:tc>
+          <w:tcPr>
+            <w:tcW w:type="dxa" w:w="1500"/>
+            <w:tcBorders>
+              <w:top w:val="single" w:color="D1D5DB" w:sz="4"/>
+              <w:left w:val="single" w:color="D1D5DB" w:sz="4"/>
+              <w:bottom w:val="single" w:color="D1D5DB" w:sz="4"/>
+              <w:right w:val="single" w:color="D1D5DB" w:sz="4"/>
+            </w:tcBorders>
+            <w:tcMar>
+              <w:top w:type="dxa" w:w="50"/>
+              <w:left w:type="dxa" w:w="90"/>
+              <w:bottom w:type="dxa" w:w="50"/>
+              <w:right w:type="dxa" w:w="90"/>
+            </w:tcMar>
+          </w:tcPr>
+          <w:p>
+            <w:pPr>
+              <w:spacing w:after="0" w:before="0" w:line="252"/>
+            </w:pPr>
+            <w:r>
+              <w:rPr>
+                <w:rFonts w:ascii="맑은 고딕" w:cs="맑은 고딕" w:eastAsia="맑은 고딕" w:hAnsi="맑은 고딕"/>
+                <w:color w:val="1F2937"/>
+                <w:sz w:val="17"/>
+                <w:szCs w:val="17"/>
+              </w:rPr>
+              <w:t xml:space="preserve">미래에셋증권</w:t>
+            </w:r>
+          </w:p>
+        </w:tc>
+        <w:tc>
+          <w:tcPr>
+            <w:tcW w:type="dxa" w:w="1200"/>
+            <w:tcBorders>
+              <w:top w:val="single" w:color="D1D5DB" w:sz="4"/>
+              <w:left w:val="single" w:color="D1D5DB" w:sz="4"/>
+              <w:bottom w:val="single" w:color="D1D5DB" w:sz="4"/>
+              <w:right w:val="single" w:color="D1D5DB" w:sz="4"/>
+            </w:tcBorders>
+            <w:tcMar>
+              <w:top w:type="dxa" w:w="50"/>
+              <w:left w:type="dxa" w:w="90"/>
+              <w:bottom w:type="dxa" w:w="50"/>
+              <w:right w:type="dxa" w:w="90"/>
+            </w:tcMar>
+          </w:tcPr>
+          <w:p>
+            <w:pPr>
+              <w:spacing w:after="0" w:before="0" w:line="252"/>
+            </w:pPr>
+            <w:r>
+              <w:rPr>
+                <w:rFonts w:ascii="맑은 고딕" w:cs="맑은 고딕" w:eastAsia="맑은 고딕" w:hAnsi="맑은 고딕"/>
+                <w:color w:val="1F2937"/>
+                <w:sz w:val="17"/>
+                <w:szCs w:val="17"/>
+              </w:rPr>
+              <w:t xml:space="preserve">2026-10-22</w:t>
+            </w:r>
+          </w:p>
+        </w:tc>
+        <w:tc>
+          <w:tcPr>
+            <w:tcW w:type="dxa" w:w="3238"/>
+            <w:tcBorders>
+              <w:top w:val="single" w:color="D1D5DB" w:sz="4"/>
+              <w:left w:val="single" w:color="D1D5DB" w:sz="4"/>
+              <w:bottom w:val="single" w:color="D1D5DB" w:sz="4"/>
+              <w:right w:val="single" w:color="D1D5DB" w:sz="4"/>
+            </w:tcBorders>
+            <w:tcMar>
+              <w:top w:type="dxa" w:w="50"/>
+              <w:left w:type="dxa" w:w="90"/>
+              <w:bottom w:type="dxa" w:w="50"/>
+              <w:right w:type="dxa" w:w="90"/>
+            </w:tcMar>
+          </w:tcPr>
+          <w:p>
+            <w:pPr>
+              <w:spacing w:after="0" w:before="0" w:line="252"/>
+            </w:pPr>
+            <w:r>
+              <w:rPr>
+                <w:rFonts w:ascii="맑은 고딕" w:cs="맑은 고딕" w:eastAsia="맑은 고딕" w:hAnsi="맑은 고딕"/>
+                <w:color w:val="1F2937"/>
+                <w:sz w:val="17"/>
+                <w:szCs w:val="17"/>
+              </w:rPr>
+              <w:t xml:space="preserve">Economic Monthly: AI 투자 둔화 시나리오의 리스크 분석</w:t>
+            </w:r>
+          </w:p>
+        </w:tc>
+      </w:tr>
+      <w:tr>
+        <w:trPr>
+          <w:cantSplit/>
+        </w:trPr>
+        <w:tc>
+          <w:tcPr>
+            <w:tcW w:type="dxa" w:w="3700"/>
+            <w:tcBorders>
+              <w:top w:val="single" w:color="D1D5DB" w:sz="4"/>
+              <w:left w:val="single" w:color="D1D5DB" w:sz="4"/>
+              <w:bottom w:val="single" w:color="D1D5DB" w:sz="4"/>
+              <w:right w:val="single" w:color="D1D5DB" w:sz="4"/>
+            </w:tcBorders>
+            <w:tcMar>
+              <w:top w:type="dxa" w:w="50"/>
+              <w:left w:type="dxa" w:w="90"/>
+              <w:bottom w:type="dxa" w:w="50"/>
+              <w:right w:type="dxa" w:w="90"/>
+            </w:tcMar>
+          </w:tcPr>
+          <w:p>
+            <w:pPr>
+              <w:spacing w:after="0" w:before="0" w:line="252"/>
+            </w:pPr>
+            <w:r>
+              <w:rPr>
+                <w:rFonts w:ascii="맑은 고딕" w:cs="맑은 고딕" w:eastAsia="맑은 고딕" w:hAnsi="맑은 고딕"/>
+                <w:color w:val="1F2937"/>
+                <w:sz w:val="17"/>
+                <w:szCs w:val="17"/>
+              </w:rPr>
+              <w:t xml:space="preserve">20261022_미래_FixedIncomeComment_10월금통위</w:t>
+            </w:r>
+          </w:p>
+        </w:tc>
+        <w:tc>
+          <w:tcPr>
+            <w:tcW w:type="dxa" w:w="1500"/>
+            <w:tcBorders>
+              <w:top w:val="single" w:color="D1D5DB" w:sz="4"/>
+              <w:left w:val="single" w:color="D1D5DB" w:sz="4"/>
+              <w:bottom w:val="single" w:color="D1D5DB" w:sz="4"/>
+              <w:right w:val="single" w:color="D1D5DB" w:sz="4"/>
+            </w:tcBorders>
+            <w:tcMar>
+              <w:top w:type="dxa" w:w="50"/>
+              <w:left w:type="dxa" w:w="90"/>
+              <w:bottom w:type="dxa" w:w="50"/>
+              <w:right w:type="dxa" w:w="90"/>
+            </w:tcMar>
+          </w:tcPr>
+          <w:p>
+            <w:pPr>
+              <w:spacing w:after="0" w:before="0" w:line="252"/>
+            </w:pPr>
+            <w:r>
+              <w:rPr>
+                <w:rFonts w:ascii="맑은 고딕" w:cs="맑은 고딕" w:eastAsia="맑은 고딕" w:hAnsi="맑은 고딕"/>
+                <w:color w:val="1F2937"/>
+                <w:sz w:val="17"/>
+                <w:szCs w:val="17"/>
+              </w:rPr>
+              <w:t xml:space="preserve">미래에셋증권</w:t>
+            </w:r>
+          </w:p>
+        </w:tc>
+        <w:tc>
+          <w:tcPr>
+            <w:tcW w:type="dxa" w:w="1200"/>
+            <w:tcBorders>
+              <w:top w:val="single" w:color="D1D5DB" w:sz="4"/>
+              <w:left w:val="single" w:color="D1D5DB" w:sz="4"/>
+              <w:bottom w:val="single" w:color="D1D5DB" w:sz="4"/>
+              <w:right w:val="single" w:color="D1D5DB" w:sz="4"/>
+            </w:tcBorders>
+            <w:tcMar>
+              <w:top w:type="dxa" w:w="50"/>
+              <w:left w:type="dxa" w:w="90"/>
+              <w:bottom w:type="dxa" w:w="50"/>
+              <w:right w:type="dxa" w:w="90"/>
+            </w:tcMar>
+          </w:tcPr>
+          <w:p>
+            <w:pPr>
+              <w:spacing w:after="0" w:before="0" w:line="252"/>
+            </w:pPr>
+            <w:r>
+              <w:rPr>
+                <w:rFonts w:ascii="맑은 고딕" w:cs="맑은 고딕" w:eastAsia="맑은 고딕" w:hAnsi="맑은 고딕"/>
+                <w:color w:val="1F2937"/>
+                <w:sz w:val="17"/>
+                <w:szCs w:val="17"/>
+              </w:rPr>
+              <w:t xml:space="preserve">2026-10-22</w:t>
+            </w:r>
+          </w:p>
+        </w:tc>
+        <w:tc>
+          <w:tcPr>
+            <w:tcW w:type="dxa" w:w="3238"/>
+            <w:tcBorders>
+              <w:top w:val="single" w:color="D1D5DB" w:sz="4"/>
+              <w:left w:val="single" w:color="D1D5DB" w:sz="4"/>
+              <w:bottom w:val="single" w:color="D1D5DB" w:sz="4"/>
+              <w:right w:val="single" w:color="D1D5DB" w:sz="4"/>
+            </w:tcBorders>
+            <w:tcMar>
+              <w:top w:type="dxa" w:w="50"/>
+              <w:left w:type="dxa" w:w="90"/>
+              <w:bottom w:type="dxa" w:w="50"/>
+              <w:right w:type="dxa" w:w="90"/>
+            </w:tcMar>
+          </w:tcPr>
+          <w:p>
+            <w:pPr>
+              <w:spacing w:after="0" w:before="0" w:line="252"/>
+            </w:pPr>
+            <w:r>
+              <w:rPr>
+                <w:rFonts w:ascii="맑은 고딕" w:cs="맑은 고딕" w:eastAsia="맑은 고딕" w:hAnsi="맑은 고딕"/>
+                <w:color w:val="1F2937"/>
+                <w:sz w:val="17"/>
+                <w:szCs w:val="17"/>
+              </w:rPr>
+              <w:t xml:space="preserve">Fixed Income Comment: [10월 금통위] 경기 전망과 긴축 속도의 괴리</w:t>
+            </w:r>
+          </w:p>
+        </w:tc>
+      </w:tr>
+      <w:tr>
+        <w:trPr>
+          <w:cantSplit/>
+        </w:trPr>
+        <w:tc>
+          <w:tcPr>
+            <w:tcW w:type="dxa" w:w="3700"/>
+            <w:tcBorders>
+              <w:top w:val="single" w:color="D1D5DB" w:sz="4"/>
+              <w:left w:val="single" w:color="D1D5DB" w:sz="4"/>
+              <w:bottom w:val="single" w:color="D1D5DB" w:sz="4"/>
+              <w:right w:val="single" w:color="D1D5DB" w:sz="4"/>
+            </w:tcBorders>
+            <w:tcMar>
+              <w:top w:type="dxa" w:w="50"/>
+              <w:left w:type="dxa" w:w="90"/>
+              <w:bottom w:type="dxa" w:w="50"/>
+              <w:right w:type="dxa" w:w="90"/>
+            </w:tcMar>
+          </w:tcPr>
+          <w:p>
+            <w:pPr>
+              <w:spacing w:after="0" w:before="0" w:line="252"/>
+            </w:pPr>
+            <w:r>
+              <w:rPr>
+                <w:rFonts w:ascii="맑은 고딕" w:cs="맑은 고딕" w:eastAsia="맑은 고딕" w:hAnsi="맑은 고딕"/>
+                <w:color w:val="1F2937"/>
+                <w:sz w:val="17"/>
+                <w:szCs w:val="17"/>
+              </w:rPr>
               <w:t xml:space="preserve">20261022_신한_10월금통위</w:t>
             </w:r>
           </w:p>
@@ -16718,6 +16976,135 @@
                 <w:szCs w:val="17"/>
               </w:rPr>
               <w:t xml:space="preserve">10월 금통위 리뷰: 기준금리 만장일치 동결</w:t>
+            </w:r>
+          </w:p>
+        </w:tc>
+      </w:tr>
+      <w:tr>
+        <w:trPr>
+          <w:cantSplit/>
+        </w:trPr>
+        <w:tc>
+          <w:tcPr>
+            <w:tcW w:type="dxa" w:w="3700"/>
+            <w:tcBorders>
+              <w:top w:val="single" w:color="D1D5DB" w:sz="4"/>
+              <w:left w:val="single" w:color="D1D5DB" w:sz="4"/>
+              <w:bottom w:val="single" w:color="D1D5DB" w:sz="4"/>
+              <w:right w:val="single" w:color="D1D5DB" w:sz="4"/>
+            </w:tcBorders>
+            <w:tcMar>
+              <w:top w:type="dxa" w:w="50"/>
+              <w:left w:type="dxa" w:w="90"/>
+              <w:bottom w:type="dxa" w:w="50"/>
+              <w:right w:type="dxa" w:w="90"/>
+            </w:tcMar>
+          </w:tcPr>
+          <w:p>
+            <w:pPr>
+              <w:spacing w:after="0" w:before="0" w:line="252"/>
+            </w:pPr>
+            <w:r>
+              <w:rPr>
+                <w:rFonts w:ascii="맑은 고딕" w:cs="맑은 고딕" w:eastAsia="맑은 고딕" w:hAnsi="맑은 고딕"/>
+                <w:color w:val="1F2937"/>
+                <w:sz w:val="17"/>
+                <w:szCs w:val="17"/>
+              </w:rPr>
+              <w:t xml:space="preserve">20261023_미래_MacroWeekAhead</w:t>
+            </w:r>
+          </w:p>
+        </w:tc>
+        <w:tc>
+          <w:tcPr>
+            <w:tcW w:type="dxa" w:w="1500"/>
+            <w:tcBorders>
+              <w:top w:val="single" w:color="D1D5DB" w:sz="4"/>
+              <w:left w:val="single" w:color="D1D5DB" w:sz="4"/>
+              <w:bottom w:val="single" w:color="D1D5DB" w:sz="4"/>
+              <w:right w:val="single" w:color="D1D5DB" w:sz="4"/>
+            </w:tcBorders>
+            <w:tcMar>
+              <w:top w:type="dxa" w:w="50"/>
+              <w:left w:type="dxa" w:w="90"/>
+              <w:bottom w:type="dxa" w:w="50"/>
+              <w:right w:type="dxa" w:w="90"/>
+            </w:tcMar>
+          </w:tcPr>
+          <w:p>
+            <w:pPr>
+              <w:spacing w:after="0" w:before="0" w:line="252"/>
+            </w:pPr>
+            <w:r>
+              <w:rPr>
+                <w:rFonts w:ascii="맑은 고딕" w:cs="맑은 고딕" w:eastAsia="맑은 고딕" w:hAnsi="맑은 고딕"/>
+                <w:color w:val="1F2937"/>
+                <w:sz w:val="17"/>
+                <w:szCs w:val="17"/>
+              </w:rPr>
+              <w:t xml:space="preserve">미래에셋증권</w:t>
+            </w:r>
+          </w:p>
+        </w:tc>
+        <w:tc>
+          <w:tcPr>
+            <w:tcW w:type="dxa" w:w="1200"/>
+            <w:tcBorders>
+              <w:top w:val="single" w:color="D1D5DB" w:sz="4"/>
+              <w:left w:val="single" w:color="D1D5DB" w:sz="4"/>
+              <w:bottom w:val="single" w:color="D1D5DB" w:sz="4"/>
+              <w:right w:val="single" w:color="D1D5DB" w:sz="4"/>
+            </w:tcBorders>
+            <w:tcMar>
+              <w:top w:type="dxa" w:w="50"/>
+              <w:left w:type="dxa" w:w="90"/>
+              <w:bottom w:type="dxa" w:w="50"/>
+              <w:right w:type="dxa" w:w="90"/>
+            </w:tcMar>
+          </w:tcPr>
+          <w:p>
+            <w:pPr>
+              <w:spacing w:after="0" w:before="0" w:line="252"/>
+            </w:pPr>
+            <w:r>
+              <w:rPr>
+                <w:rFonts w:ascii="맑은 고딕" w:cs="맑은 고딕" w:eastAsia="맑은 고딕" w:hAnsi="맑은 고딕"/>
+                <w:color w:val="1F2937"/>
+                <w:sz w:val="17"/>
+                <w:szCs w:val="17"/>
+              </w:rPr>
+              <w:t xml:space="preserve">2026-10-23</w:t>
+            </w:r>
+          </w:p>
+        </w:tc>
+        <w:tc>
+          <w:tcPr>
+            <w:tcW w:type="dxa" w:w="3238"/>
+            <w:tcBorders>
+              <w:top w:val="single" w:color="D1D5DB" w:sz="4"/>
+              <w:left w:val="single" w:color="D1D5DB" w:sz="4"/>
+              <w:bottom w:val="single" w:color="D1D5DB" w:sz="4"/>
+              <w:right w:val="single" w:color="D1D5DB" w:sz="4"/>
+            </w:tcBorders>
+            <w:tcMar>
+              <w:top w:type="dxa" w:w="50"/>
+              <w:left w:type="dxa" w:w="90"/>
+              <w:bottom w:type="dxa" w:w="50"/>
+              <w:right w:type="dxa" w:w="90"/>
+            </w:tcMar>
+          </w:tcPr>
+          <w:p>
+            <w:pPr>
+              <w:spacing w:after="0" w:before="0" w:line="252"/>
+            </w:pPr>
+            <w:r>
+              <w:rPr>
+                <w:rFonts w:ascii="맑은 고딕" w:cs="맑은 고딕" w:eastAsia="맑은 고딕" w:hAnsi="맑은 고딕"/>
+                <w:color w:val="1F2937"/>
+                <w:sz w:val="17"/>
+                <w:szCs w:val="17"/>
+              </w:rPr>
+              <w:t xml:space="preserve">Macro Week Ahead: 금리 하락을 대하는 자세 (10/26~30)</w:t>
             </w:r>
           </w:p>
         </w:tc>
